--- a/docs/word/specs/spec-document.docx
+++ b/docs/word/specs/spec-document.docx
@@ -2,13 +2,13 @@
 <file path=word/document.xml><?xml version="1.0" encoding="utf-8"?>
 <w:document xmlns:w="http://schemas.openxmlformats.org/wordprocessingml/2006/main" xmlns:m="http://schemas.openxmlformats.org/officeDocument/2006/math" xmlns:r="http://schemas.openxmlformats.org/officeDocument/2006/relationships" xmlns:o="urn:schemas-microsoft-com:office:office" xmlns:v="urn:schemas-microsoft-com:vml" xmlns:w10="urn:schemas-microsoft-com:office:word" xmlns:a="http://schemas.openxmlformats.org/drawingml/2006/main" xmlns:pic="http://schemas.openxmlformats.org/drawingml/2006/picture" xmlns:wp="http://schemas.openxmlformats.org/drawingml/2006/wordprocessingDrawing">
   <w:body>
-    <w:bookmarkStart w:id="36" w:name="spec-document--cinematch-index"/>
+    <w:bookmarkStart w:id="36" w:name="spec-index-cinematch"/>
     <w:p>
       <w:pPr>
         <w:pStyle w:val="Heading1"/>
       </w:pPr>
       <w:r>
-        <w:t xml:space="preserve">Spec Document — CINEMATCH (index)</w:t>
+        <w:t xml:space="preserve">Spec Index: CINEMATCH</w:t>
       </w:r>
     </w:p>
     <w:p>
@@ -56,7 +56,7 @@
         <w:t xml:space="preserve">docs/spec/spec-document.md</w:t>
       </w:r>
       <w:r>
-        <w:t xml:space="preserve">. It lists the eight module files, shows where each section of the Session 4 template lives, and gathers in one place the two things a reader most often needs across modules: the entities (section 5.1) and the business rules (section 6).</w:t>
+        <w:t xml:space="preserve">. It lists the nine module files, shows where each section of the Session 4 template lives, and gathers in one place the two things a reader most often needs across modules: the entities (section 5.1) and the business rules (section 6).</w:t>
       </w:r>
     </w:p>
     <w:p>
@@ -89,16 +89,16 @@
           <w:iCs/>
           <w:i/>
         </w:rPr>
-        <w:t xml:space="preserve">DBIZ3 · Group C · Session 4 Spec Documents, indexed in Session 6 · 29/09/2026</w:t>
+        <w:t xml:space="preserve">DBIZ3 · Group C · Session 4 Spec Documents, indexed for the Session 7 midterm · 30/09/2026</w:t>
       </w:r>
     </w:p>
-    <w:bookmarkStart w:id="29" w:name="Xbcf945188fb71fdea15ed5484f2e71b0488da20"/>
+    <w:bookmarkStart w:id="29" w:name="Xc4df6595362482d03cb3e994ac318ebf453e774"/>
     <w:p>
       <w:pPr>
         <w:pStyle w:val="Heading2"/>
       </w:pPr>
       <w:r>
-        <w:t xml:space="preserve">1. The eight module Spec Documents</w:t>
+        <w:t xml:space="preserve">1. The nine module Spec Documents</w:t>
       </w:r>
     </w:p>
     <w:tbl>
@@ -117,13 +117,14 @@
         <w:tblW w:w="5000" w:type="pct"/>
       </w:tblPr>
       <w:tblGrid>
-        <w:gridCol w:w="1408"/>
-        <w:gridCol w:w="1408"/>
-        <w:gridCol w:w="1408"/>
-        <w:gridCol w:w="1408"/>
-        <w:gridCol w:w="1408"/>
-        <w:gridCol w:w="1408"/>
-        <w:gridCol w:w="1408"/>
+        <w:gridCol w:w="1232"/>
+        <w:gridCol w:w="1232"/>
+        <w:gridCol w:w="1232"/>
+        <w:gridCol w:w="1232"/>
+        <w:gridCol w:w="1232"/>
+        <w:gridCol w:w="1232"/>
+        <w:gridCol w:w="1232"/>
+        <w:gridCol w:w="1232"/>
       </w:tblGrid>
       <w:tr>
         <w:trPr>
@@ -259,6 +260,25 @@
                 <w:sz w:val="17"/>
               </w:rPr>
               <w:t xml:space="preserve">Screens (§7)</w:t>
+            </w:r>
+          </w:p>
+        </w:tc>
+        <w:tc>
+          <w:tcPr>
+            <w:shd w:val="clear" w:color="auto" w:fill="E4ECF7"/>
+          </w:tcPr>
+          <w:p>
+            <w:pPr>
+              <w:pStyle w:val="Compact"/>
+              <w:jc w:val="left"/>
+            </w:pPr>
+            <w:r>
+              <w:rPr>
+                <w:b/>
+                <w:color w:val="1F2A5C"/>
+                <w:sz w:val="17"/>
+              </w:rPr>
+              <w:t xml:space="preserve">Open questions (§10)</w:t>
             </w:r>
           </w:p>
         </w:tc>
@@ -337,6 +357,21 @@
               <w:rPr>
                 <w:sz w:val="17"/>
               </w:rPr>
+              <w:t xml:space="preserve">5</w:t>
+            </w:r>
+          </w:p>
+        </w:tc>
+        <w:tc>
+          <w:tcPr/>
+          <w:p>
+            <w:pPr>
+              <w:pStyle w:val="Compact"/>
+              <w:jc w:val="left"/>
+            </w:pPr>
+            <w:r>
+              <w:rPr>
+                <w:sz w:val="17"/>
+              </w:rPr>
               <w:t xml:space="preserve">4</w:t>
             </w:r>
           </w:p>
@@ -352,22 +387,22 @@
               <w:rPr>
                 <w:sz w:val="17"/>
               </w:rPr>
-              <w:t xml:space="preserve">4</w:t>
-            </w:r>
-          </w:p>
-        </w:tc>
-        <w:tc>
-          <w:tcPr/>
-          <w:p>
-            <w:pPr>
-              <w:pStyle w:val="Compact"/>
-              <w:jc w:val="left"/>
-            </w:pPr>
-            <w:r>
-              <w:rPr>
-                <w:sz w:val="17"/>
-              </w:rPr>
-              <w:t xml:space="preserve">SC-04</w:t>
+              <w:t xml:space="preserve">SC-04, SC-06, SC-07, SC-08, SC-09, SC-42, SC-43</w:t>
+            </w:r>
+          </w:p>
+        </w:tc>
+        <w:tc>
+          <w:tcPr/>
+          <w:p>
+            <w:pPr>
+              <w:pStyle w:val="Compact"/>
+              <w:jc w:val="left"/>
+            </w:pPr>
+            <w:r>
+              <w:rPr>
+                <w:sz w:val="17"/>
+              </w:rPr>
+              <w:t xml:space="preserve">11 (2 blocking)</w:t>
             </w:r>
           </w:p>
         </w:tc>
@@ -476,7 +511,22 @@
               <w:rPr>
                 <w:sz w:val="17"/>
               </w:rPr>
-              <w:t xml:space="preserve">SC-01, SC-02</w:t>
+              <w:t xml:space="preserve">SC-01, SC-02, SC-13</w:t>
+            </w:r>
+          </w:p>
+        </w:tc>
+        <w:tc>
+          <w:tcPr/>
+          <w:p>
+            <w:pPr>
+              <w:pStyle w:val="Compact"/>
+              <w:jc w:val="left"/>
+            </w:pPr>
+            <w:r>
+              <w:rPr>
+                <w:sz w:val="17"/>
+              </w:rPr>
+              <w:t xml:space="preserve">4 (3 blocking)</w:t>
             </w:r>
           </w:p>
         </w:tc>
@@ -555,7 +605,7 @@
               <w:rPr>
                 <w:sz w:val="17"/>
               </w:rPr>
-              <w:t xml:space="preserve">4</w:t>
+              <w:t xml:space="preserve">5</w:t>
             </w:r>
           </w:p>
         </w:tc>
@@ -585,7 +635,22 @@
               <w:rPr>
                 <w:sz w:val="17"/>
               </w:rPr>
-              <w:t xml:space="preserve">SC-10, SC-12</w:t>
+              <w:t xml:space="preserve">SC-10, SC-12, SC-13</w:t>
+            </w:r>
+          </w:p>
+        </w:tc>
+        <w:tc>
+          <w:tcPr/>
+          <w:p>
+            <w:pPr>
+              <w:pStyle w:val="Compact"/>
+              <w:jc w:val="left"/>
+            </w:pPr>
+            <w:r>
+              <w:rPr>
+                <w:sz w:val="17"/>
+              </w:rPr>
+              <w:t xml:space="preserve">6 (1 blocking)</w:t>
             </w:r>
           </w:p>
         </w:tc>
@@ -664,7 +729,7 @@
               <w:rPr>
                 <w:sz w:val="17"/>
               </w:rPr>
-              <w:t xml:space="preserve">7</w:t>
+              <w:t xml:space="preserve">8</w:t>
             </w:r>
           </w:p>
         </w:tc>
@@ -694,7 +759,22 @@
               <w:rPr>
                 <w:sz w:val="17"/>
               </w:rPr>
-              <w:t xml:space="preserve">SC-03, SC-27, SC-29, SC-48</w:t>
+              <w:t xml:space="preserve">SC-03, SC-27, SC-29, SC-30, SC-31, SC-37, SC-48</w:t>
+            </w:r>
+          </w:p>
+        </w:tc>
+        <w:tc>
+          <w:tcPr/>
+          <w:p>
+            <w:pPr>
+              <w:pStyle w:val="Compact"/>
+              <w:jc w:val="left"/>
+            </w:pPr>
+            <w:r>
+              <w:rPr>
+                <w:sz w:val="17"/>
+              </w:rPr>
+              <w:t xml:space="preserve">14 (7 blocking)</w:t>
             </w:r>
           </w:p>
         </w:tc>
@@ -773,7 +853,7 @@
               <w:rPr>
                 <w:sz w:val="17"/>
               </w:rPr>
-              <w:t xml:space="preserve">7</w:t>
+              <w:t xml:space="preserve">9</w:t>
             </w:r>
           </w:p>
         </w:tc>
@@ -803,7 +883,22 @@
               <w:rPr>
                 <w:sz w:val="17"/>
               </w:rPr>
-              <w:t xml:space="preserve">SC-14, SC-15, SC-16, SC-17, SC-18</w:t>
+              <w:t xml:space="preserve">SC-14, SC-15, SC-16, SC-17, SC-18, SC-35</w:t>
+            </w:r>
+          </w:p>
+        </w:tc>
+        <w:tc>
+          <w:tcPr/>
+          <w:p>
+            <w:pPr>
+              <w:pStyle w:val="Compact"/>
+              <w:jc w:val="left"/>
+            </w:pPr>
+            <w:r>
+              <w:rPr>
+                <w:sz w:val="17"/>
+              </w:rPr>
+              <w:t xml:space="preserve">10 (4 blocking)</w:t>
             </w:r>
           </w:p>
         </w:tc>
@@ -882,7 +977,7 @@
               <w:rPr>
                 <w:sz w:val="17"/>
               </w:rPr>
-              <w:t xml:space="preserve">7</w:t>
+              <w:t xml:space="preserve">9</w:t>
             </w:r>
           </w:p>
         </w:tc>
@@ -912,7 +1007,22 @@
               <w:rPr>
                 <w:sz w:val="17"/>
               </w:rPr>
-              <w:t xml:space="preserve">SC-19, SC-20, SC-25</w:t>
+              <w:t xml:space="preserve">SC-19, SC-20, SC-21, SC-22, SC-23, SC-25, SC-36</w:t>
+            </w:r>
+          </w:p>
+        </w:tc>
+        <w:tc>
+          <w:tcPr/>
+          <w:p>
+            <w:pPr>
+              <w:pStyle w:val="Compact"/>
+              <w:jc w:val="left"/>
+            </w:pPr>
+            <w:r>
+              <w:rPr>
+                <w:sz w:val="17"/>
+              </w:rPr>
+              <w:t xml:space="preserve">8 (4 blocking)</w:t>
             </w:r>
           </w:p>
         </w:tc>
@@ -991,7 +1101,7 @@
               <w:rPr>
                 <w:sz w:val="17"/>
               </w:rPr>
-              <w:t xml:space="preserve">5</w:t>
+              <w:t xml:space="preserve">6</w:t>
             </w:r>
           </w:p>
         </w:tc>
@@ -1022,6 +1132,21 @@
                 <w:sz w:val="17"/>
               </w:rPr>
               <w:t xml:space="preserve">SC-26, SC-28, SC-29</w:t>
+            </w:r>
+          </w:p>
+        </w:tc>
+        <w:tc>
+          <w:tcPr/>
+          <w:p>
+            <w:pPr>
+              <w:pStyle w:val="Compact"/>
+              <w:jc w:val="left"/>
+            </w:pPr>
+            <w:r>
+              <w:rPr>
+                <w:sz w:val="17"/>
+              </w:rPr>
+              <w:t xml:space="preserve">7 (3 blocking)</w:t>
             </w:r>
           </w:p>
         </w:tc>
@@ -1130,7 +1255,146 @@
               <w:rPr>
                 <w:sz w:val="17"/>
               </w:rPr>
-              <w:t xml:space="preserve">SC-32</w:t>
+              <w:t xml:space="preserve">SC-32, SC-33</w:t>
+            </w:r>
+          </w:p>
+        </w:tc>
+        <w:tc>
+          <w:tcPr/>
+          <w:p>
+            <w:pPr>
+              <w:pStyle w:val="Compact"/>
+              <w:jc w:val="left"/>
+            </w:pPr>
+            <w:r>
+              <w:rPr>
+                <w:sz w:val="17"/>
+              </w:rPr>
+              <w:t xml:space="preserve">6 (4 blocking)</w:t>
+            </w:r>
+          </w:p>
+        </w:tc>
+      </w:tr>
+      <w:tr>
+        <w:tc>
+          <w:tcPr/>
+          <w:p>
+            <w:pPr>
+              <w:pStyle w:val="Compact"/>
+              <w:jc w:val="left"/>
+            </w:pPr>
+            <w:r>
+              <w:rPr>
+                <w:sz w:val="17"/>
+              </w:rPr>
+              <w:t xml:space="preserve">M10</w:t>
+            </w:r>
+          </w:p>
+        </w:tc>
+        <w:tc>
+          <w:tcPr/>
+          <w:p>
+            <w:pPr>
+              <w:pStyle w:val="Compact"/>
+              <w:jc w:val="left"/>
+            </w:pPr>
+            <w:hyperlink r:id="rId28">
+              <w:r>
+                <w:rPr>
+                  <w:rStyle w:val="VerbatimChar"/>
+                </w:rPr>
+                <w:t xml:space="preserve">spec-M10.md</w:t>
+              </w:r>
+            </w:hyperlink>
+          </w:p>
+        </w:tc>
+        <w:tc>
+          <w:tcPr/>
+          <w:p>
+            <w:pPr>
+              <w:pStyle w:val="Compact"/>
+              <w:jc w:val="left"/>
+            </w:pPr>
+            <w:r>
+              <w:rPr>
+                <w:sz w:val="17"/>
+              </w:rPr>
+              <w:t xml:space="preserve">VFDA back office — moderation, demand index, quarterly report, audit log</w:t>
+            </w:r>
+          </w:p>
+        </w:tc>
+        <w:tc>
+          <w:tcPr/>
+          <w:p>
+            <w:pPr>
+              <w:pStyle w:val="Compact"/>
+              <w:jc w:val="left"/>
+            </w:pPr>
+            <w:r>
+              <w:rPr>
+                <w:sz w:val="17"/>
+              </w:rPr>
+              <w:t xml:space="preserve">9</w:t>
+            </w:r>
+          </w:p>
+        </w:tc>
+        <w:tc>
+          <w:tcPr/>
+          <w:p>
+            <w:pPr>
+              <w:pStyle w:val="Compact"/>
+              <w:jc w:val="left"/>
+            </w:pPr>
+            <w:r>
+              <w:rPr>
+                <w:sz w:val="17"/>
+              </w:rPr>
+              <w:t xml:space="preserve">5</w:t>
+            </w:r>
+          </w:p>
+        </w:tc>
+        <w:tc>
+          <w:tcPr/>
+          <w:p>
+            <w:pPr>
+              <w:pStyle w:val="Compact"/>
+              <w:jc w:val="left"/>
+            </w:pPr>
+            <w:r>
+              <w:rPr>
+                <w:sz w:val="17"/>
+              </w:rPr>
+              <w:t xml:space="preserve">4</w:t>
+            </w:r>
+          </w:p>
+        </w:tc>
+        <w:tc>
+          <w:tcPr/>
+          <w:p>
+            <w:pPr>
+              <w:pStyle w:val="Compact"/>
+              <w:jc w:val="left"/>
+            </w:pPr>
+            <w:r>
+              <w:rPr>
+                <w:sz w:val="17"/>
+              </w:rPr>
+              <w:t xml:space="preserve">SC-34, SC-38, SC-39, SC-40, SC-41</w:t>
+            </w:r>
+          </w:p>
+        </w:tc>
+        <w:tc>
+          <w:tcPr/>
+          <w:p>
+            <w:pPr>
+              <w:pStyle w:val="Compact"/>
+              <w:jc w:val="left"/>
+            </w:pPr>
+            <w:r>
+              <w:rPr>
+                <w:sz w:val="17"/>
+              </w:rPr>
+              <w:t xml:space="preserve">8 (1 blocking)</w:t>
             </w:r>
           </w:p>
         </w:tc>
@@ -1182,7 +1446,7 @@
                 <w:b/>
                 <w:sz w:val="17"/>
               </w:rPr>
-              <w:t xml:space="preserve">95</w:t>
+              <w:t xml:space="preserve">104</w:t>
             </w:r>
           </w:p>
         </w:tc>
@@ -1199,7 +1463,7 @@
                 <w:b/>
                 <w:sz w:val="17"/>
               </w:rPr>
-              <w:t xml:space="preserve">42</w:t>
+              <w:t xml:space="preserve">55</w:t>
             </w:r>
           </w:p>
         </w:tc>
@@ -1216,22 +1480,39 @@
                 <w:b/>
                 <w:sz w:val="17"/>
               </w:rPr>
-              <w:t xml:space="preserve">30</w:t>
-            </w:r>
-          </w:p>
-        </w:tc>
-        <w:tc>
-          <w:tcPr/>
-          <w:p>
-            <w:pPr>
-              <w:pStyle w:val="Compact"/>
-              <w:jc w:val="left"/>
-            </w:pPr>
-            <w:r>
-              <w:rPr>
-                <w:sz w:val="17"/>
-              </w:rPr>
-              <w:t xml:space="preserve">20 screens</w:t>
+              <w:t xml:space="preserve">34</w:t>
+            </w:r>
+          </w:p>
+        </w:tc>
+        <w:tc>
+          <w:tcPr/>
+          <w:p>
+            <w:pPr>
+              <w:pStyle w:val="Compact"/>
+              <w:jc w:val="left"/>
+            </w:pPr>
+            <w:r>
+              <w:rPr>
+                <w:sz w:val="17"/>
+              </w:rPr>
+              <w:t xml:space="preserve">41 screens</w:t>
+            </w:r>
+          </w:p>
+        </w:tc>
+        <w:tc>
+          <w:tcPr/>
+          <w:p>
+            <w:pPr>
+              <w:pStyle w:val="Compact"/>
+              <w:jc w:val="left"/>
+            </w:pPr>
+            <w:r>
+              <w:rPr>
+                <w:bCs/>
+                <w:b/>
+                <w:sz w:val="17"/>
+              </w:rPr>
+              <w:t xml:space="preserve">74 (29 blocking)</w:t>
             </w:r>
           </w:p>
         </w:tc>
@@ -1242,22 +1523,7 @@
         <w:pStyle w:val="BodyText"/>
       </w:pPr>
       <w:r>
-        <w:t xml:space="preserve">Module</w:t>
-      </w:r>
-      <w:r>
-        <w:t xml:space="preserve"> </w:t>
-      </w:r>
-      <w:r>
-        <w:rPr>
-          <w:rStyle w:val="VerbatimChar"/>
-        </w:rPr>
-        <w:t xml:space="preserve">M10</w:t>
-      </w:r>
-      <w:r>
-        <w:t xml:space="preserve"> </w:t>
-      </w:r>
-      <w:r>
-        <w:t xml:space="preserve">(VFDA back office) has no Spec Document yet, and</w:t>
+        <w:t xml:space="preserve">Modules</w:t>
       </w:r>
       <w:r>
         <w:t xml:space="preserve"> </w:t>
@@ -1281,7 +1547,10 @@
         <w:t xml:space="preserve">M8</w:t>
       </w:r>
       <w:r>
-        <w:t xml:space="preserve">,</w:t>
+        <w:t xml:space="preserve"> </w:t>
+      </w:r>
+      <w:r>
+        <w:t xml:space="preserve">and</w:t>
       </w:r>
       <w:r>
         <w:t xml:space="preserve"> </w:t>
@@ -1312,24 +1581,22 @@
         <w:t xml:space="preserve"> </w:t>
       </w:r>
       <w:r>
-        <w:t xml:space="preserve">for this release — see</w:t>
+        <w:t xml:space="preserve">for this release (see</w:t>
       </w:r>
       <w:r>
         <w:t xml:space="preserve"> </w:t>
       </w:r>
-      <w:hyperlink r:id="rId28">
-        <w:r>
-          <w:rPr>
-            <w:rStyle w:val="VerbatimChar"/>
-          </w:rPr>
-          <w:t xml:space="preserve">README.md</w:t>
-        </w:r>
-      </w:hyperlink>
+      <w:r>
+        <w:rPr>
+          <w:rStyle w:val="VerbatimChar"/>
+        </w:rPr>
+        <w:t xml:space="preserve">docs/prd.md</w:t>
+      </w:r>
       <w:r>
         <w:t xml:space="preserve"> </w:t>
       </w:r>
       <w:r>
-        <w:t xml:space="preserve">in this folder.</w:t>
+        <w:t xml:space="preserve">section 4.4) and have no Spec Document.</w:t>
       </w:r>
     </w:p>
     <w:bookmarkEnd w:id="29"/>
@@ -1791,7 +2058,7 @@
               <w:rPr>
                 <w:sz w:val="17"/>
               </w:rPr>
-              <w:t xml:space="preserve">Assumptions</w:t>
+              <w:t xml:space="preserve">Assumptions, including the test values used until the Client confirms a number</w:t>
             </w:r>
           </w:p>
         </w:tc>
@@ -1823,7 +2090,26 @@
               <w:rPr>
                 <w:sz w:val="17"/>
               </w:rPr>
-              <w:t xml:space="preserve">Open questions — tracked outside this repository until they are resolved</w:t>
+              <w:t xml:space="preserve">Open questions —</w:t>
+            </w:r>
+            <w:r>
+              <w:rPr>
+                <w:sz w:val="17"/>
+              </w:rPr>
+              <w:t xml:space="preserve"> </w:t>
+            </w:r>
+            <w:r>
+              <w:rPr>
+                <w:rStyle w:val="VerbatimChar"/>
+                <w:sz w:val="17"/>
+              </w:rPr>
+              <w:t xml:space="preserve">[NEEDS CLARIFICATION: …]</w:t>
+            </w:r>
+            <w:r>
+              <w:rPr>
+                <w:sz w:val="17"/>
+              </w:rPr>
+              <w:t xml:space="preserve">, each with an owner</w:t>
             </w:r>
           </w:p>
         </w:tc>
@@ -1977,7 +2263,7 @@
               <w:rPr>
                 <w:sz w:val="17"/>
               </w:rPr>
-              <w:t xml:space="preserve">MVP scope and priorities</w:t>
+              <w:t xml:space="preserve">Product requirements (MVP Scope v3)</w:t>
             </w:r>
           </w:p>
         </w:tc>
@@ -1993,6 +2279,39 @@
                 <w:rStyle w:val="VerbatimChar"/>
                 <w:sz w:val="17"/>
               </w:rPr>
+              <w:t xml:space="preserve">docs/prd.md</w:t>
+            </w:r>
+          </w:p>
+        </w:tc>
+      </w:tr>
+      <w:tr>
+        <w:tc>
+          <w:tcPr/>
+          <w:p>
+            <w:pPr>
+              <w:pStyle w:val="Compact"/>
+              <w:jc w:val="left"/>
+            </w:pPr>
+            <w:r>
+              <w:rPr>
+                <w:sz w:val="17"/>
+              </w:rPr>
+              <w:t xml:space="preserve">MVP scope, Session 1 record</w:t>
+            </w:r>
+          </w:p>
+        </w:tc>
+        <w:tc>
+          <w:tcPr/>
+          <w:p>
+            <w:pPr>
+              <w:pStyle w:val="Compact"/>
+              <w:jc w:val="left"/>
+            </w:pPr>
+            <w:r>
+              <w:rPr>
+                <w:rStyle w:val="VerbatimChar"/>
+                <w:sz w:val="17"/>
+              </w:rPr>
               <w:t xml:space="preserve">docs/mvp-scope.md</w:t>
             </w:r>
           </w:p>
@@ -2109,7 +2428,7 @@
               <w:rPr>
                 <w:sz w:val="17"/>
               </w:rPr>
-              <w:t xml:space="preserve">Screen Specs and mockups</w:t>
+              <w:t xml:space="preserve">Screen Specs and mockups (41 screens)</w:t>
             </w:r>
           </w:p>
         </w:tc>
@@ -2227,7 +2546,7 @@
         <w:t xml:space="preserve"> </w:t>
       </w:r>
       <w:r>
-        <w:t xml:space="preserve">say what is stored, §7 names the screens.</w:t>
+        <w:t xml:space="preserve">say what is stored, §7 names the screens, §10 says what is still open.</w:t>
       </w:r>
     </w:p>
     <w:bookmarkEnd w:id="32"/>
@@ -2245,7 +2564,7 @@
         <w:pStyle w:val="FirstParagraph"/>
       </w:pPr>
       <w:r>
-        <w:t xml:space="preserve">The 95 functional requirements are in §5 of the module files (table in section 1 above). The data they read and write is summarised here.</w:t>
+        <w:t xml:space="preserve">The 104 functional requirements are in §5 of the module files (table in section 1 above). The data they read and write is summarised here.</w:t>
       </w:r>
     </w:p>
     <w:bookmarkStart w:id="33" w:name="Xf7999d98a6b9ca74da13b0dac0459c52c0479f3"/>
@@ -2271,7 +2590,7 @@
         <w:t xml:space="preserve">data/01-entity-dictionary.md</w:t>
       </w:r>
       <w:r>
-        <w:t xml:space="preserve">). 47 entities: 43 are stored as tables (one CSV each in</w:t>
+        <w:t xml:space="preserve">). 51 entities: 46 are stored as tables (one CSV each in</w:t>
       </w:r>
       <w:r>
         <w:t xml:space="preserve"> </w:t>
@@ -2283,7 +2602,7 @@
         <w:t xml:space="preserve">data/seed/</w:t>
       </w:r>
       <w:r>
-        <w:t xml:space="preserve">) and 4 are</w:t>
+        <w:t xml:space="preserve">) and 5 are</w:t>
       </w:r>
       <w:r>
         <w:t xml:space="preserve"> </w:t>
@@ -4495,7 +4814,7 @@
               <w:rPr>
                 <w:sz w:val="17"/>
               </w:rPr>
-              <w:t xml:space="preserve">A scene description a user typed and the attributes extracted from it.</w:t>
+              <w:t xml:space="preserve">A scene description a user typed and the attributes extracted from it, stored without personal data.</w:t>
             </w:r>
           </w:p>
         </w:tc>
@@ -5119,7 +5438,7 @@
               <w:rPr>
                 <w:sz w:val="17"/>
               </w:rPr>
-              <w:t xml:space="preserve">A message written inside a collaboration request.</w:t>
+              <w:t xml:space="preserve">A message written inside a collaboration request, including every response note; never edited once sent.</w:t>
             </w:r>
           </w:p>
         </w:tc>
@@ -5743,7 +6062,7 @@
               <w:rPr>
                 <w:sz w:val="17"/>
               </w:rPr>
-              <w:t xml:space="preserve">A project's agreed translation of one term.</w:t>
+              <w:t xml:space="preserve">A project's agreed translation of one term, applied to every later draft of that project.</w:t>
             </w:r>
           </w:p>
         </w:tc>
@@ -6086,6 +6405,318 @@
                 <w:sz w:val="17"/>
               </w:rPr>
               <w:t xml:space="preserve">M7</w:t>
+            </w:r>
+          </w:p>
+        </w:tc>
+      </w:tr>
+      <w:tr>
+        <w:tc>
+          <w:tcPr/>
+          <w:p>
+            <w:pPr>
+              <w:pStyle w:val="Compact"/>
+              <w:jc w:val="left"/>
+            </w:pPr>
+            <w:r>
+              <w:rPr>
+                <w:sz w:val="17"/>
+              </w:rPr>
+              <w:t xml:space="preserve">48</w:t>
+            </w:r>
+          </w:p>
+        </w:tc>
+        <w:tc>
+          <w:tcPr/>
+          <w:p>
+            <w:pPr>
+              <w:pStyle w:val="Compact"/>
+              <w:jc w:val="left"/>
+            </w:pPr>
+            <w:r>
+              <w:rPr>
+                <w:rStyle w:val="VerbatimChar"/>
+                <w:sz w:val="17"/>
+              </w:rPr>
+              <w:t xml:space="preserve">MODERATION_ITEM</w:t>
+            </w:r>
+          </w:p>
+        </w:tc>
+        <w:tc>
+          <w:tcPr/>
+          <w:p>
+            <w:pPr>
+              <w:pStyle w:val="Compact"/>
+              <w:jc w:val="left"/>
+            </w:pPr>
+            <w:r>
+              <w:rPr>
+                <w:sz w:val="17"/>
+              </w:rPr>
+              <w:t xml:space="preserve">A partner's published content (profile text or location photo) waiting for, or carrying, VFDA staff's approve-or-hide decision.</w:t>
+            </w:r>
+          </w:p>
+        </w:tc>
+        <w:tc>
+          <w:tcPr/>
+          <w:p>
+            <w:pPr>
+              <w:pStyle w:val="Compact"/>
+              <w:jc w:val="left"/>
+            </w:pPr>
+            <w:r>
+              <w:rPr>
+                <w:sz w:val="17"/>
+              </w:rPr>
+              <w:t xml:space="preserve">EVENT</w:t>
+            </w:r>
+          </w:p>
+        </w:tc>
+        <w:tc>
+          <w:tcPr/>
+          <w:p>
+            <w:pPr>
+              <w:pStyle w:val="Compact"/>
+              <w:jc w:val="left"/>
+            </w:pPr>
+            <w:r>
+              <w:rPr>
+                <w:sz w:val="17"/>
+              </w:rPr>
+              <w:t xml:space="preserve">M10</w:t>
+            </w:r>
+          </w:p>
+        </w:tc>
+      </w:tr>
+      <w:tr>
+        <w:tc>
+          <w:tcPr/>
+          <w:p>
+            <w:pPr>
+              <w:pStyle w:val="Compact"/>
+              <w:jc w:val="left"/>
+            </w:pPr>
+            <w:r>
+              <w:rPr>
+                <w:sz w:val="17"/>
+              </w:rPr>
+              <w:t xml:space="preserve">49</w:t>
+            </w:r>
+          </w:p>
+        </w:tc>
+        <w:tc>
+          <w:tcPr/>
+          <w:p>
+            <w:pPr>
+              <w:pStyle w:val="Compact"/>
+              <w:jc w:val="left"/>
+            </w:pPr>
+            <w:r>
+              <w:rPr>
+                <w:rStyle w:val="VerbatimChar"/>
+                <w:sz w:val="17"/>
+              </w:rPr>
+              <w:t xml:space="preserve">AUDIT_LOG</w:t>
+            </w:r>
+          </w:p>
+        </w:tc>
+        <w:tc>
+          <w:tcPr/>
+          <w:p>
+            <w:pPr>
+              <w:pStyle w:val="Compact"/>
+              <w:jc w:val="left"/>
+            </w:pPr>
+            <w:r>
+              <w:rPr>
+                <w:sz w:val="17"/>
+              </w:rPr>
+              <w:t xml:space="preserve">A permanent record of one administrative action: who did what to which record, and when.</w:t>
+            </w:r>
+          </w:p>
+        </w:tc>
+        <w:tc>
+          <w:tcPr/>
+          <w:p>
+            <w:pPr>
+              <w:pStyle w:val="Compact"/>
+              <w:jc w:val="left"/>
+            </w:pPr>
+            <w:r>
+              <w:rPr>
+                <w:sz w:val="17"/>
+              </w:rPr>
+              <w:t xml:space="preserve">EVENT</w:t>
+            </w:r>
+          </w:p>
+        </w:tc>
+        <w:tc>
+          <w:tcPr/>
+          <w:p>
+            <w:pPr>
+              <w:pStyle w:val="Compact"/>
+              <w:jc w:val="left"/>
+            </w:pPr>
+            <w:r>
+              <w:rPr>
+                <w:sz w:val="17"/>
+              </w:rPr>
+              <w:t xml:space="preserve">M10</w:t>
+            </w:r>
+          </w:p>
+        </w:tc>
+      </w:tr>
+      <w:tr>
+        <w:tc>
+          <w:tcPr/>
+          <w:p>
+            <w:pPr>
+              <w:pStyle w:val="Compact"/>
+              <w:jc w:val="left"/>
+            </w:pPr>
+            <w:r>
+              <w:rPr>
+                <w:sz w:val="17"/>
+              </w:rPr>
+              <w:t xml:space="preserve">50</w:t>
+            </w:r>
+          </w:p>
+        </w:tc>
+        <w:tc>
+          <w:tcPr/>
+          <w:p>
+            <w:pPr>
+              <w:pStyle w:val="Compact"/>
+              <w:jc w:val="left"/>
+            </w:pPr>
+            <w:r>
+              <w:rPr>
+                <w:rStyle w:val="VerbatimChar"/>
+                <w:sz w:val="17"/>
+              </w:rPr>
+              <w:t xml:space="preserve">DEMAND_INDEX</w:t>
+            </w:r>
+          </w:p>
+        </w:tc>
+        <w:tc>
+          <w:tcPr/>
+          <w:p>
+            <w:pPr>
+              <w:pStyle w:val="Compact"/>
+              <w:jc w:val="left"/>
+            </w:pPr>
+            <w:r>
+              <w:rPr>
+                <w:sz w:val="17"/>
+              </w:rPr>
+              <w:t xml:space="preserve">The six demand indicators of a reporting period, each with its sample size, computed from platform data.</w:t>
+            </w:r>
+          </w:p>
+        </w:tc>
+        <w:tc>
+          <w:tcPr/>
+          <w:p>
+            <w:pPr>
+              <w:pStyle w:val="Compact"/>
+              <w:jc w:val="left"/>
+            </w:pPr>
+            <w:r>
+              <w:rPr>
+                <w:sz w:val="17"/>
+              </w:rPr>
+              <w:t xml:space="preserve">DERIVED (computed on read)</w:t>
+            </w:r>
+          </w:p>
+        </w:tc>
+        <w:tc>
+          <w:tcPr/>
+          <w:p>
+            <w:pPr>
+              <w:pStyle w:val="Compact"/>
+              <w:jc w:val="left"/>
+            </w:pPr>
+            <w:r>
+              <w:rPr>
+                <w:sz w:val="17"/>
+              </w:rPr>
+              <w:t xml:space="preserve">M10</w:t>
+            </w:r>
+          </w:p>
+        </w:tc>
+      </w:tr>
+      <w:tr>
+        <w:tc>
+          <w:tcPr/>
+          <w:p>
+            <w:pPr>
+              <w:pStyle w:val="Compact"/>
+              <w:jc w:val="left"/>
+            </w:pPr>
+            <w:r>
+              <w:rPr>
+                <w:sz w:val="17"/>
+              </w:rPr>
+              <w:t xml:space="preserve">51</w:t>
+            </w:r>
+          </w:p>
+        </w:tc>
+        <w:tc>
+          <w:tcPr/>
+          <w:p>
+            <w:pPr>
+              <w:pStyle w:val="Compact"/>
+              <w:jc w:val="left"/>
+            </w:pPr>
+            <w:r>
+              <w:rPr>
+                <w:rStyle w:val="VerbatimChar"/>
+                <w:sz w:val="17"/>
+              </w:rPr>
+              <w:t xml:space="preserve">QUARTERLY_REPORT</w:t>
+            </w:r>
+          </w:p>
+        </w:tc>
+        <w:tc>
+          <w:tcPr/>
+          <w:p>
+            <w:pPr>
+              <w:pStyle w:val="Compact"/>
+              <w:jc w:val="left"/>
+            </w:pPr>
+            <w:r>
+              <w:rPr>
+                <w:sz w:val="17"/>
+              </w:rPr>
+              <w:t xml:space="preserve">A quarterly demand report with its bilingual commentary, reread by a staff member before it is exported.</w:t>
+            </w:r>
+          </w:p>
+        </w:tc>
+        <w:tc>
+          <w:tcPr/>
+          <w:p>
+            <w:pPr>
+              <w:pStyle w:val="Compact"/>
+              <w:jc w:val="left"/>
+            </w:pPr>
+            <w:r>
+              <w:rPr>
+                <w:sz w:val="17"/>
+              </w:rPr>
+              <w:t xml:space="preserve">THING</w:t>
+            </w:r>
+          </w:p>
+        </w:tc>
+        <w:tc>
+          <w:tcPr/>
+          <w:p>
+            <w:pPr>
+              <w:pStyle w:val="Compact"/>
+              <w:jc w:val="left"/>
+            </w:pPr>
+            <w:r>
+              <w:rPr>
+                <w:sz w:val="17"/>
+              </w:rPr>
+              <w:t xml:space="preserve">M10</w:t>
             </w:r>
           </w:p>
         </w:tc>
@@ -6155,7 +6786,7 @@
         <w:t xml:space="preserve"> </w:t>
       </w:r>
       <w:r>
-        <w:t xml:space="preserve">A language model never ranks, approves or submits anything (M2 BR-001, BR-003, BR-004; M3 BR-001; M5 BR-001), and sensitive data is protected in the database, not in the interface (SYS BR-001, M3 BR-005, M4 BR-001).</w:t>
+        <w:t xml:space="preserve">A language model never ranks, approves or submits anything (M2 BR-001, BR-003, BR-004; M3 BR-001; M5 BR-001; M10 BR-004), sensitive data is protected in the database, not in the interface (SYS BR-001, M3 BR-005, M4 BR-001), and nothing is ever hard-deleted (SYS BR-005, M0 BR-005, M2 BR-008, M3 BR-008, M4 BR-008, M10 BR-005).</w:t>
       </w:r>
     </w:p>
     <w:p>
@@ -6555,304 +7186,37 @@
               <w:rPr>
                 <w:sz w:val="17"/>
               </w:rPr>
-              <w:t xml:space="preserve">M1</w:t>
-            </w:r>
-          </w:p>
-        </w:tc>
-        <w:tc>
-          <w:tcPr/>
-          <w:p>
-            <w:pPr>
-              <w:pStyle w:val="Compact"/>
-              <w:jc w:val="left"/>
-            </w:pPr>
-            <w:r>
-              <w:rPr>
-                <w:sz w:val="17"/>
-              </w:rPr>
-              <w:t xml:space="preserve">BR-001</w:t>
-            </w:r>
-          </w:p>
-        </w:tc>
-        <w:tc>
-          <w:tcPr/>
-          <w:p>
-            <w:pPr>
-              <w:pStyle w:val="Compact"/>
-              <w:jc w:val="left"/>
-            </w:pPr>
-            <w:r>
-              <w:rPr>
-                <w:sz w:val="17"/>
-              </w:rPr>
-              <w:t xml:space="preserve">The segment is decided by a deterministic decision table (</w:t>
-            </w:r>
-            <w:r>
-              <w:rPr>
-                <w:rStyle w:val="VerbatimChar"/>
-                <w:sz w:val="17"/>
-              </w:rPr>
-              <w:t xml:space="preserve">segment_rules</w:t>
-            </w:r>
-            <w:r>
-              <w:rPr>
-                <w:sz w:val="17"/>
-              </w:rPr>
-              <w:t xml:space="preserve">) approved by VFDA; the same answers always give the same segment.</w:t>
-            </w:r>
-          </w:p>
-        </w:tc>
-      </w:tr>
-      <w:tr>
-        <w:tc>
-          <w:tcPr/>
-          <w:p>
-            <w:pPr>
-              <w:pStyle w:val="Compact"/>
-              <w:jc w:val="left"/>
-            </w:pPr>
-            <w:r>
-              <w:rPr>
-                <w:sz w:val="17"/>
-              </w:rPr>
-              <w:t xml:space="preserve">M1</w:t>
-            </w:r>
-          </w:p>
-        </w:tc>
-        <w:tc>
-          <w:tcPr/>
-          <w:p>
-            <w:pPr>
-              <w:pStyle w:val="Compact"/>
-              <w:jc w:val="left"/>
-            </w:pPr>
-            <w:r>
-              <w:rPr>
-                <w:sz w:val="17"/>
-              </w:rPr>
-              <w:t xml:space="preserve">BR-002</w:t>
-            </w:r>
-          </w:p>
-        </w:tc>
-        <w:tc>
-          <w:tcPr/>
-          <w:p>
-            <w:pPr>
-              <w:pStyle w:val="Compact"/>
-              <w:jc w:val="left"/>
-            </w:pPr>
-            <w:r>
-              <w:rPr>
-                <w:sz w:val="17"/>
-              </w:rPr>
-              <w:t xml:space="preserve">Question 4 never changes the segment; it only pre-selects service groups in M4.</w:t>
-            </w:r>
-          </w:p>
-        </w:tc>
-      </w:tr>
-      <w:tr>
-        <w:tc>
-          <w:tcPr/>
-          <w:p>
-            <w:pPr>
-              <w:pStyle w:val="Compact"/>
-              <w:jc w:val="left"/>
-            </w:pPr>
-            <w:r>
-              <w:rPr>
-                <w:sz w:val="17"/>
-              </w:rPr>
-              <w:t xml:space="preserve">M1</w:t>
-            </w:r>
-          </w:p>
-        </w:tc>
-        <w:tc>
-          <w:tcPr/>
-          <w:p>
-            <w:pPr>
-              <w:pStyle w:val="Compact"/>
-              <w:jc w:val="left"/>
-            </w:pPr>
-            <w:r>
-              <w:rPr>
-                <w:sz w:val="17"/>
-              </w:rPr>
-              <w:t xml:space="preserve">BR-003</w:t>
-            </w:r>
-          </w:p>
-        </w:tc>
-        <w:tc>
-          <w:tcPr/>
-          <w:p>
-            <w:pPr>
-              <w:pStyle w:val="Compact"/>
-              <w:jc w:val="left"/>
-            </w:pPr>
-            <w:r>
-              <w:rPr>
-                <w:sz w:val="17"/>
-              </w:rPr>
-              <w:t xml:space="preserve">A manual override is always allowed and always recorded.</w:t>
-            </w:r>
-          </w:p>
-        </w:tc>
-      </w:tr>
-      <w:tr>
-        <w:tc>
-          <w:tcPr/>
-          <w:p>
-            <w:pPr>
-              <w:pStyle w:val="Compact"/>
-              <w:jc w:val="left"/>
-            </w:pPr>
-            <w:r>
-              <w:rPr>
-                <w:sz w:val="17"/>
-              </w:rPr>
-              <w:t xml:space="preserve">M1</w:t>
-            </w:r>
-          </w:p>
-        </w:tc>
-        <w:tc>
-          <w:tcPr/>
-          <w:p>
-            <w:pPr>
-              <w:pStyle w:val="Compact"/>
-              <w:jc w:val="left"/>
-            </w:pPr>
-            <w:r>
-              <w:rPr>
-                <w:sz w:val="17"/>
-              </w:rPr>
-              <w:t xml:space="preserve">BR-004</w:t>
-            </w:r>
-          </w:p>
-        </w:tc>
-        <w:tc>
-          <w:tcPr/>
-          <w:p>
-            <w:pPr>
-              <w:pStyle w:val="Compact"/>
-              <w:jc w:val="left"/>
-            </w:pPr>
-            <w:r>
-              <w:rPr>
-                <w:sz w:val="17"/>
-              </w:rPr>
-              <w:t xml:space="preserve">Changing segment never deletes documents or answers; items that no longer apply are hidden, not removed.</w:t>
-            </w:r>
-          </w:p>
-        </w:tc>
-      </w:tr>
-      <w:tr>
-        <w:tc>
-          <w:tcPr/>
-          <w:p>
-            <w:pPr>
-              <w:pStyle w:val="Compact"/>
-              <w:jc w:val="left"/>
-            </w:pPr>
-            <w:r>
-              <w:rPr>
-                <w:sz w:val="17"/>
-              </w:rPr>
-              <w:t xml:space="preserve">M0</w:t>
-            </w:r>
-          </w:p>
-        </w:tc>
-        <w:tc>
-          <w:tcPr/>
-          <w:p>
-            <w:pPr>
-              <w:pStyle w:val="Compact"/>
-              <w:jc w:val="left"/>
-            </w:pPr>
-            <w:r>
-              <w:rPr>
-                <w:sz w:val="17"/>
-              </w:rPr>
-              <w:t xml:space="preserve">BR-001</w:t>
-            </w:r>
-          </w:p>
-        </w:tc>
-        <w:tc>
-          <w:tcPr/>
-          <w:p>
-            <w:pPr>
-              <w:pStyle w:val="Compact"/>
-              <w:jc w:val="left"/>
-            </w:pPr>
-            <w:r>
-              <w:rPr>
-                <w:sz w:val="17"/>
-              </w:rPr>
-              <w:t xml:space="preserve">Scores are computed only in the database view</w:t>
-            </w:r>
-            <w:r>
-              <w:rPr>
-                <w:sz w:val="17"/>
-              </w:rPr>
-              <w:t xml:space="preserve"> </w:t>
-            </w:r>
-            <w:r>
-              <w:rPr>
-                <w:rStyle w:val="VerbatimChar"/>
-                <w:sz w:val="17"/>
-              </w:rPr>
-              <w:t xml:space="preserve">v_project_readiness</w:t>
-            </w:r>
-            <w:r>
-              <w:rPr>
-                <w:sz w:val="17"/>
-              </w:rPr>
-              <w:t xml:space="preserve">; the interface never recomputes them.</w:t>
-            </w:r>
-          </w:p>
-        </w:tc>
-      </w:tr>
-      <w:tr>
-        <w:tc>
-          <w:tcPr/>
-          <w:p>
-            <w:pPr>
-              <w:pStyle w:val="Compact"/>
-              <w:jc w:val="left"/>
-            </w:pPr>
-            <w:r>
-              <w:rPr>
-                <w:sz w:val="17"/>
-              </w:rPr>
-              <w:t xml:space="preserve">M0</w:t>
-            </w:r>
-          </w:p>
-        </w:tc>
-        <w:tc>
-          <w:tcPr/>
-          <w:p>
-            <w:pPr>
-              <w:pStyle w:val="Compact"/>
-              <w:jc w:val="left"/>
-            </w:pPr>
-            <w:r>
-              <w:rPr>
-                <w:sz w:val="17"/>
-              </w:rPr>
-              <w:t xml:space="preserve">BR-002</w:t>
-            </w:r>
-          </w:p>
-        </w:tc>
-        <w:tc>
-          <w:tcPr/>
-          <w:p>
-            <w:pPr>
-              <w:pStyle w:val="Compact"/>
-              <w:jc w:val="left"/>
-            </w:pPr>
-            <w:r>
-              <w:rPr>
-                <w:sz w:val="17"/>
-              </w:rPr>
-              <w:t xml:space="preserve">Gauges shown depend on segment: segment C has no</w:t>
+              <w:t xml:space="preserve">SYS</w:t>
+            </w:r>
+          </w:p>
+        </w:tc>
+        <w:tc>
+          <w:tcPr/>
+          <w:p>
+            <w:pPr>
+              <w:pStyle w:val="Compact"/>
+              <w:jc w:val="left"/>
+            </w:pPr>
+            <w:r>
+              <w:rPr>
+                <w:sz w:val="17"/>
+              </w:rPr>
+              <w:t xml:space="preserve">BR-005</w:t>
+            </w:r>
+          </w:p>
+        </w:tc>
+        <w:tc>
+          <w:tcPr/>
+          <w:p>
+            <w:pPr>
+              <w:pStyle w:val="Compact"/>
+              <w:jc w:val="left"/>
+            </w:pPr>
+            <w:r>
+              <w:rPr>
+                <w:sz w:val="17"/>
+              </w:rPr>
+              <w:t xml:space="preserve">An account is never hard-deleted. When its owner deletes it (SC-08), it is deactivated at once, loses all access, and its name, email and phone are replaced by anonymous values within 30 days; projects, uploads, access logs and approvals it created stay and are shown as</w:t>
             </w:r>
             <w:r>
               <w:rPr>
@@ -6866,7 +7230,261 @@
                 <w:i/>
                 <w:sz w:val="17"/>
               </w:rPr>
-              <w:t xml:space="preserve">Dossier &amp; permits</w:t>
+              <w:t xml:space="preserve">Former member</w:t>
+            </w:r>
+            <w:r>
+              <w:rPr>
+                <w:sz w:val="17"/>
+              </w:rPr>
+              <w:t xml:space="preserve">.</w:t>
+            </w:r>
+          </w:p>
+        </w:tc>
+      </w:tr>
+      <w:tr>
+        <w:tc>
+          <w:tcPr/>
+          <w:p>
+            <w:pPr>
+              <w:pStyle w:val="Compact"/>
+              <w:jc w:val="left"/>
+            </w:pPr>
+            <w:r>
+              <w:rPr>
+                <w:sz w:val="17"/>
+              </w:rPr>
+              <w:t xml:space="preserve">M1</w:t>
+            </w:r>
+          </w:p>
+        </w:tc>
+        <w:tc>
+          <w:tcPr/>
+          <w:p>
+            <w:pPr>
+              <w:pStyle w:val="Compact"/>
+              <w:jc w:val="left"/>
+            </w:pPr>
+            <w:r>
+              <w:rPr>
+                <w:sz w:val="17"/>
+              </w:rPr>
+              <w:t xml:space="preserve">BR-001</w:t>
+            </w:r>
+          </w:p>
+        </w:tc>
+        <w:tc>
+          <w:tcPr/>
+          <w:p>
+            <w:pPr>
+              <w:pStyle w:val="Compact"/>
+              <w:jc w:val="left"/>
+            </w:pPr>
+            <w:r>
+              <w:rPr>
+                <w:sz w:val="17"/>
+              </w:rPr>
+              <w:t xml:space="preserve">The segment is decided by a deterministic decision table (</w:t>
+            </w:r>
+            <w:r>
+              <w:rPr>
+                <w:rStyle w:val="VerbatimChar"/>
+                <w:sz w:val="17"/>
+              </w:rPr>
+              <w:t xml:space="preserve">segment_rules</w:t>
+            </w:r>
+            <w:r>
+              <w:rPr>
+                <w:sz w:val="17"/>
+              </w:rPr>
+              <w:t xml:space="preserve">) approved by VFDA; the same answers always give the same segment.</w:t>
+            </w:r>
+          </w:p>
+        </w:tc>
+      </w:tr>
+      <w:tr>
+        <w:tc>
+          <w:tcPr/>
+          <w:p>
+            <w:pPr>
+              <w:pStyle w:val="Compact"/>
+              <w:jc w:val="left"/>
+            </w:pPr>
+            <w:r>
+              <w:rPr>
+                <w:sz w:val="17"/>
+              </w:rPr>
+              <w:t xml:space="preserve">M1</w:t>
+            </w:r>
+          </w:p>
+        </w:tc>
+        <w:tc>
+          <w:tcPr/>
+          <w:p>
+            <w:pPr>
+              <w:pStyle w:val="Compact"/>
+              <w:jc w:val="left"/>
+            </w:pPr>
+            <w:r>
+              <w:rPr>
+                <w:sz w:val="17"/>
+              </w:rPr>
+              <w:t xml:space="preserve">BR-002</w:t>
+            </w:r>
+          </w:p>
+        </w:tc>
+        <w:tc>
+          <w:tcPr/>
+          <w:p>
+            <w:pPr>
+              <w:pStyle w:val="Compact"/>
+              <w:jc w:val="left"/>
+            </w:pPr>
+            <w:r>
+              <w:rPr>
+                <w:sz w:val="17"/>
+              </w:rPr>
+              <w:t xml:space="preserve">Question 4 never changes the segment; it only pre-selects service groups in M4.</w:t>
+            </w:r>
+          </w:p>
+        </w:tc>
+      </w:tr>
+      <w:tr>
+        <w:tc>
+          <w:tcPr/>
+          <w:p>
+            <w:pPr>
+              <w:pStyle w:val="Compact"/>
+              <w:jc w:val="left"/>
+            </w:pPr>
+            <w:r>
+              <w:rPr>
+                <w:sz w:val="17"/>
+              </w:rPr>
+              <w:t xml:space="preserve">M1</w:t>
+            </w:r>
+          </w:p>
+        </w:tc>
+        <w:tc>
+          <w:tcPr/>
+          <w:p>
+            <w:pPr>
+              <w:pStyle w:val="Compact"/>
+              <w:jc w:val="left"/>
+            </w:pPr>
+            <w:r>
+              <w:rPr>
+                <w:sz w:val="17"/>
+              </w:rPr>
+              <w:t xml:space="preserve">BR-003</w:t>
+            </w:r>
+          </w:p>
+        </w:tc>
+        <w:tc>
+          <w:tcPr/>
+          <w:p>
+            <w:pPr>
+              <w:pStyle w:val="Compact"/>
+              <w:jc w:val="left"/>
+            </w:pPr>
+            <w:r>
+              <w:rPr>
+                <w:sz w:val="17"/>
+              </w:rPr>
+              <w:t xml:space="preserve">A manual override is always allowed and always recorded.</w:t>
+            </w:r>
+          </w:p>
+        </w:tc>
+      </w:tr>
+      <w:tr>
+        <w:tc>
+          <w:tcPr/>
+          <w:p>
+            <w:pPr>
+              <w:pStyle w:val="Compact"/>
+              <w:jc w:val="left"/>
+            </w:pPr>
+            <w:r>
+              <w:rPr>
+                <w:sz w:val="17"/>
+              </w:rPr>
+              <w:t xml:space="preserve">M1</w:t>
+            </w:r>
+          </w:p>
+        </w:tc>
+        <w:tc>
+          <w:tcPr/>
+          <w:p>
+            <w:pPr>
+              <w:pStyle w:val="Compact"/>
+              <w:jc w:val="left"/>
+            </w:pPr>
+            <w:r>
+              <w:rPr>
+                <w:sz w:val="17"/>
+              </w:rPr>
+              <w:t xml:space="preserve">BR-004</w:t>
+            </w:r>
+          </w:p>
+        </w:tc>
+        <w:tc>
+          <w:tcPr/>
+          <w:p>
+            <w:pPr>
+              <w:pStyle w:val="Compact"/>
+              <w:jc w:val="left"/>
+            </w:pPr>
+            <w:r>
+              <w:rPr>
+                <w:sz w:val="17"/>
+              </w:rPr>
+              <w:t xml:space="preserve">Changing segment never deletes documents or answers; items that no longer apply are hidden, not removed.</w:t>
+            </w:r>
+          </w:p>
+        </w:tc>
+      </w:tr>
+      <w:tr>
+        <w:tc>
+          <w:tcPr/>
+          <w:p>
+            <w:pPr>
+              <w:pStyle w:val="Compact"/>
+              <w:jc w:val="left"/>
+            </w:pPr>
+            <w:r>
+              <w:rPr>
+                <w:sz w:val="17"/>
+              </w:rPr>
+              <w:t xml:space="preserve">M0</w:t>
+            </w:r>
+          </w:p>
+        </w:tc>
+        <w:tc>
+          <w:tcPr/>
+          <w:p>
+            <w:pPr>
+              <w:pStyle w:val="Compact"/>
+              <w:jc w:val="left"/>
+            </w:pPr>
+            <w:r>
+              <w:rPr>
+                <w:sz w:val="17"/>
+              </w:rPr>
+              <w:t xml:space="preserve">BR-001</w:t>
+            </w:r>
+          </w:p>
+        </w:tc>
+        <w:tc>
+          <w:tcPr/>
+          <w:p>
+            <w:pPr>
+              <w:pStyle w:val="Compact"/>
+              <w:jc w:val="left"/>
+            </w:pPr>
+            <w:r>
+              <w:rPr>
+                <w:sz w:val="17"/>
+              </w:rPr>
+              <w:t xml:space="preserve">Scores are computed only in the database view</w:t>
             </w:r>
             <w:r>
               <w:rPr>
@@ -6876,9 +7494,63 @@
             </w:r>
             <w:r>
               <w:rPr>
-                <w:sz w:val="17"/>
-              </w:rPr>
-              <w:t xml:space="preserve">gauge; the</w:t>
+                <w:rStyle w:val="VerbatimChar"/>
+                <w:sz w:val="17"/>
+              </w:rPr>
+              <w:t xml:space="preserve">v_project_readiness</w:t>
+            </w:r>
+            <w:r>
+              <w:rPr>
+                <w:sz w:val="17"/>
+              </w:rPr>
+              <w:t xml:space="preserve">; the interface never recomputes them.</w:t>
+            </w:r>
+          </w:p>
+        </w:tc>
+      </w:tr>
+      <w:tr>
+        <w:tc>
+          <w:tcPr/>
+          <w:p>
+            <w:pPr>
+              <w:pStyle w:val="Compact"/>
+              <w:jc w:val="left"/>
+            </w:pPr>
+            <w:r>
+              <w:rPr>
+                <w:sz w:val="17"/>
+              </w:rPr>
+              <w:t xml:space="preserve">M0</w:t>
+            </w:r>
+          </w:p>
+        </w:tc>
+        <w:tc>
+          <w:tcPr/>
+          <w:p>
+            <w:pPr>
+              <w:pStyle w:val="Compact"/>
+              <w:jc w:val="left"/>
+            </w:pPr>
+            <w:r>
+              <w:rPr>
+                <w:sz w:val="17"/>
+              </w:rPr>
+              <w:t xml:space="preserve">BR-002</w:t>
+            </w:r>
+          </w:p>
+        </w:tc>
+        <w:tc>
+          <w:tcPr/>
+          <w:p>
+            <w:pPr>
+              <w:pStyle w:val="Compact"/>
+              <w:jc w:val="left"/>
+            </w:pPr>
+            <w:r>
+              <w:rPr>
+                <w:sz w:val="17"/>
+              </w:rPr>
+              <w:t xml:space="preserve">Gauges shown depend on segment: segment C has no</w:t>
             </w:r>
             <w:r>
               <w:rPr>
@@ -6892,7 +7564,7 @@
                 <w:i/>
                 <w:sz w:val="17"/>
               </w:rPr>
-              <w:t xml:space="preserve">Logistics</w:t>
+              <w:t xml:space="preserve">Dossier &amp; permits</w:t>
             </w:r>
             <w:r>
               <w:rPr>
@@ -6904,79 +7576,7 @@
               <w:rPr>
                 <w:sz w:val="17"/>
               </w:rPr>
-              <w:t xml:space="preserve">gauge is shown as</w:t>
-            </w:r>
-            <w:r>
-              <w:rPr>
-                <w:sz w:val="17"/>
-              </w:rPr>
-              <w:t xml:space="preserve"> </w:t>
-            </w:r>
-            <w:r>
-              <w:rPr>
-                <w:rStyle w:val="VerbatimChar"/>
-                <w:sz w:val="17"/>
-              </w:rPr>
-              <w:t xml:space="preserve">—</w:t>
-            </w:r>
-            <w:r>
-              <w:rPr>
-                <w:sz w:val="17"/>
-              </w:rPr>
-              <w:t xml:space="preserve"> </w:t>
-            </w:r>
-            <w:r>
-              <w:rPr>
-                <w:sz w:val="17"/>
-              </w:rPr>
-              <w:t xml:space="preserve">until phase 2.</w:t>
-            </w:r>
-          </w:p>
-        </w:tc>
-      </w:tr>
-      <w:tr>
-        <w:tc>
-          <w:tcPr/>
-          <w:p>
-            <w:pPr>
-              <w:pStyle w:val="Compact"/>
-              <w:jc w:val="left"/>
-            </w:pPr>
-            <w:r>
-              <w:rPr>
-                <w:sz w:val="17"/>
-              </w:rPr>
-              <w:t xml:space="preserve">M0</w:t>
-            </w:r>
-          </w:p>
-        </w:tc>
-        <w:tc>
-          <w:tcPr/>
-          <w:p>
-            <w:pPr>
-              <w:pStyle w:val="Compact"/>
-              <w:jc w:val="left"/>
-            </w:pPr>
-            <w:r>
-              <w:rPr>
-                <w:sz w:val="17"/>
-              </w:rPr>
-              <w:t xml:space="preserve">BR-003</w:t>
-            </w:r>
-          </w:p>
-        </w:tc>
-        <w:tc>
-          <w:tcPr/>
-          <w:p>
-            <w:pPr>
-              <w:pStyle w:val="Compact"/>
-              <w:jc w:val="left"/>
-            </w:pPr>
-            <w:r>
-              <w:rPr>
-                <w:sz w:val="17"/>
-              </w:rPr>
-              <w:t xml:space="preserve">Each gauge always has one next step; when a gauge is complete its next step reads</w:t>
+              <w:t xml:space="preserve">gauge; the</w:t>
             </w:r>
             <w:r>
               <w:rPr>
@@ -6990,6 +7590,104 @@
                 <w:i/>
                 <w:sz w:val="17"/>
               </w:rPr>
+              <w:t xml:space="preserve">Logistics</w:t>
+            </w:r>
+            <w:r>
+              <w:rPr>
+                <w:sz w:val="17"/>
+              </w:rPr>
+              <w:t xml:space="preserve"> </w:t>
+            </w:r>
+            <w:r>
+              <w:rPr>
+                <w:sz w:val="17"/>
+              </w:rPr>
+              <w:t xml:space="preserve">gauge is shown as</w:t>
+            </w:r>
+            <w:r>
+              <w:rPr>
+                <w:sz w:val="17"/>
+              </w:rPr>
+              <w:t xml:space="preserve"> </w:t>
+            </w:r>
+            <w:r>
+              <w:rPr>
+                <w:rStyle w:val="VerbatimChar"/>
+                <w:sz w:val="17"/>
+              </w:rPr>
+              <w:t xml:space="preserve">—</w:t>
+            </w:r>
+            <w:r>
+              <w:rPr>
+                <w:sz w:val="17"/>
+              </w:rPr>
+              <w:t xml:space="preserve"> </w:t>
+            </w:r>
+            <w:r>
+              <w:rPr>
+                <w:sz w:val="17"/>
+              </w:rPr>
+              <w:t xml:space="preserve">until phase 2.</w:t>
+            </w:r>
+          </w:p>
+        </w:tc>
+      </w:tr>
+      <w:tr>
+        <w:tc>
+          <w:tcPr/>
+          <w:p>
+            <w:pPr>
+              <w:pStyle w:val="Compact"/>
+              <w:jc w:val="left"/>
+            </w:pPr>
+            <w:r>
+              <w:rPr>
+                <w:sz w:val="17"/>
+              </w:rPr>
+              <w:t xml:space="preserve">M0</w:t>
+            </w:r>
+          </w:p>
+        </w:tc>
+        <w:tc>
+          <w:tcPr/>
+          <w:p>
+            <w:pPr>
+              <w:pStyle w:val="Compact"/>
+              <w:jc w:val="left"/>
+            </w:pPr>
+            <w:r>
+              <w:rPr>
+                <w:sz w:val="17"/>
+              </w:rPr>
+              <w:t xml:space="preserve">BR-003</w:t>
+            </w:r>
+          </w:p>
+        </w:tc>
+        <w:tc>
+          <w:tcPr/>
+          <w:p>
+            <w:pPr>
+              <w:pStyle w:val="Compact"/>
+              <w:jc w:val="left"/>
+            </w:pPr>
+            <w:r>
+              <w:rPr>
+                <w:sz w:val="17"/>
+              </w:rPr>
+              <w:t xml:space="preserve">Each gauge always has one next step; when a gauge is complete its next step reads</w:t>
+            </w:r>
+            <w:r>
+              <w:rPr>
+                <w:sz w:val="17"/>
+              </w:rPr>
+              <w:t xml:space="preserve"> </w:t>
+            </w:r>
+            <w:r>
+              <w:rPr>
+                <w:iCs/>
+                <w:i/>
+                <w:sz w:val="17"/>
+              </w:rPr>
               <w:t xml:space="preserve">Done</w:t>
             </w:r>
             <w:r>
@@ -7063,6 +7761,66 @@
                 <w:sz w:val="17"/>
               </w:rPr>
               <w:t xml:space="preserve">, never hard-coded.</w:t>
+            </w:r>
+          </w:p>
+        </w:tc>
+      </w:tr>
+      <w:tr>
+        <w:tc>
+          <w:tcPr/>
+          <w:p>
+            <w:pPr>
+              <w:pStyle w:val="Compact"/>
+              <w:jc w:val="left"/>
+            </w:pPr>
+            <w:r>
+              <w:rPr>
+                <w:sz w:val="17"/>
+              </w:rPr>
+              <w:t xml:space="preserve">M0</w:t>
+            </w:r>
+          </w:p>
+        </w:tc>
+        <w:tc>
+          <w:tcPr/>
+          <w:p>
+            <w:pPr>
+              <w:pStyle w:val="Compact"/>
+              <w:jc w:val="left"/>
+            </w:pPr>
+            <w:r>
+              <w:rPr>
+                <w:sz w:val="17"/>
+              </w:rPr>
+              <w:t xml:space="preserve">BR-005</w:t>
+            </w:r>
+          </w:p>
+        </w:tc>
+        <w:tc>
+          <w:tcPr/>
+          <w:p>
+            <w:pPr>
+              <w:pStyle w:val="Compact"/>
+              <w:jc w:val="left"/>
+            </w:pPr>
+            <w:r>
+              <w:rPr>
+                <w:sz w:val="17"/>
+              </w:rPr>
+              <w:t xml:space="preserve">Projects are archived, never deleted. An archived project (</w:t>
+            </w:r>
+            <w:r>
+              <w:rPr>
+                <w:rStyle w:val="VerbatimChar"/>
+                <w:sz w:val="17"/>
+              </w:rPr>
+              <w:t xml:space="preserve">stage = archived</w:t>
+            </w:r>
+            <w:r>
+              <w:rPr>
+                <w:sz w:val="17"/>
+              </w:rPr>
+              <w:t xml:space="preserve">) is read-only for its members, leaves the project list, and keeps its documents, requests and notices.</w:t>
             </w:r>
           </w:p>
         </w:tc>
@@ -7526,6 +8284,66 @@
               <w:rPr>
                 <w:sz w:val="17"/>
               </w:rPr>
+              <w:t xml:space="preserve">M2</w:t>
+            </w:r>
+          </w:p>
+        </w:tc>
+        <w:tc>
+          <w:tcPr/>
+          <w:p>
+            <w:pPr>
+              <w:pStyle w:val="Compact"/>
+              <w:jc w:val="left"/>
+            </w:pPr>
+            <w:r>
+              <w:rPr>
+                <w:sz w:val="17"/>
+              </w:rPr>
+              <w:t xml:space="preserve">BR-008</w:t>
+            </w:r>
+          </w:p>
+        </w:tc>
+        <w:tc>
+          <w:tcPr/>
+          <w:p>
+            <w:pPr>
+              <w:pStyle w:val="Compact"/>
+              <w:jc w:val="left"/>
+            </w:pPr>
+            <w:r>
+              <w:rPr>
+                <w:sz w:val="17"/>
+              </w:rPr>
+              <w:t xml:space="preserve">Legal rules are retired, never deleted (</w:t>
+            </w:r>
+            <w:r>
+              <w:rPr>
+                <w:rStyle w:val="VerbatimChar"/>
+                <w:sz w:val="17"/>
+              </w:rPr>
+              <w:t xml:space="preserve">status = retired</w:t>
+            </w:r>
+            <w:r>
+              <w:rPr>
+                <w:sz w:val="17"/>
+              </w:rPr>
+              <w:t xml:space="preserve">); a finding keeps showing the text of the rule version it cited.</w:t>
+            </w:r>
+          </w:p>
+        </w:tc>
+      </w:tr>
+      <w:tr>
+        <w:tc>
+          <w:tcPr/>
+          <w:p>
+            <w:pPr>
+              <w:pStyle w:val="Compact"/>
+              <w:jc w:val="left"/>
+            </w:pPr>
+            <w:r>
+              <w:rPr>
+                <w:sz w:val="17"/>
+              </w:rPr>
               <w:t xml:space="preserve">M3</w:t>
             </w:r>
           </w:p>
@@ -7763,7 +8581,7 @@
               <w:rPr>
                 <w:sz w:val="17"/>
               </w:rPr>
-              <w:t xml:space="preserve">A location cannot be published until its local authority contact is verified; contacts are re-verified every 12 months.</w:t>
+              <w:t xml:space="preserve">A location cannot be published until its local authority contact is verified; contacts are re-verified every 12 months [NEEDS CLARIFICATION].</w:t>
             </w:r>
           </w:p>
         </w:tc>
@@ -7921,366 +8739,50 @@
               <w:rPr>
                 <w:sz w:val="17"/>
               </w:rPr>
-              <w:t xml:space="preserve">M4</w:t>
-            </w:r>
-          </w:p>
-        </w:tc>
-        <w:tc>
-          <w:tcPr/>
-          <w:p>
-            <w:pPr>
-              <w:pStyle w:val="Compact"/>
-              <w:jc w:val="left"/>
-            </w:pPr>
-            <w:r>
-              <w:rPr>
-                <w:sz w:val="17"/>
-              </w:rPr>
-              <w:t xml:space="preserve">BR-001</w:t>
-            </w:r>
-          </w:p>
-        </w:tc>
-        <w:tc>
-          <w:tcPr/>
-          <w:p>
-            <w:pPr>
-              <w:pStyle w:val="Compact"/>
-              <w:jc w:val="left"/>
-            </w:pPr>
-            <w:r>
-              <w:rPr>
-                <w:sz w:val="17"/>
-              </w:rPr>
-              <w:t xml:space="preserve">The three visibility layers are three tables with separate Row Level Security policies, not hidden columns.</w:t>
-            </w:r>
-          </w:p>
-        </w:tc>
-      </w:tr>
-      <w:tr>
-        <w:tc>
-          <w:tcPr/>
-          <w:p>
-            <w:pPr>
-              <w:pStyle w:val="Compact"/>
-              <w:jc w:val="left"/>
-            </w:pPr>
-            <w:r>
-              <w:rPr>
-                <w:sz w:val="17"/>
-              </w:rPr>
-              <w:t xml:space="preserve">M4</w:t>
-            </w:r>
-          </w:p>
-        </w:tc>
-        <w:tc>
-          <w:tcPr/>
-          <w:p>
-            <w:pPr>
-              <w:pStyle w:val="Compact"/>
-              <w:jc w:val="left"/>
-            </w:pPr>
-            <w:r>
-              <w:rPr>
-                <w:sz w:val="17"/>
-              </w:rPr>
-              <w:t xml:space="preserve">BR-002</w:t>
-            </w:r>
-          </w:p>
-        </w:tc>
-        <w:tc>
-          <w:tcPr/>
-          <w:p>
-            <w:pPr>
-              <w:pStyle w:val="Compact"/>
-              <w:jc w:val="left"/>
-            </w:pPr>
-            <w:r>
-              <w:rPr>
-                <w:sz w:val="17"/>
-              </w:rPr>
-              <w:t xml:space="preserve">The 12 service groups are a fixed enum; organisations cannot invent groups.</w:t>
-            </w:r>
-          </w:p>
-        </w:tc>
-      </w:tr>
-      <w:tr>
-        <w:tc>
-          <w:tcPr/>
-          <w:p>
-            <w:pPr>
-              <w:pStyle w:val="Compact"/>
-              <w:jc w:val="left"/>
-            </w:pPr>
-            <w:r>
-              <w:rPr>
-                <w:sz w:val="17"/>
-              </w:rPr>
-              <w:t xml:space="preserve">M4</w:t>
-            </w:r>
-          </w:p>
-        </w:tc>
-        <w:tc>
-          <w:tcPr/>
-          <w:p>
-            <w:pPr>
-              <w:pStyle w:val="Compact"/>
-              <w:jc w:val="left"/>
-            </w:pPr>
-            <w:r>
-              <w:rPr>
-                <w:sz w:val="17"/>
-              </w:rPr>
-              <w:t xml:space="preserve">BR-003</w:t>
-            </w:r>
-          </w:p>
-        </w:tc>
-        <w:tc>
-          <w:tcPr/>
-          <w:p>
-            <w:pPr>
-              <w:pStyle w:val="Compact"/>
-              <w:jc w:val="left"/>
-            </w:pPr>
-            <w:r>
-              <w:rPr>
-                <w:sz w:val="17"/>
-              </w:rPr>
-              <w:t xml:space="preserve">Supplier accounts are created only by VFDA invitation in the first phase.</w:t>
-            </w:r>
-          </w:p>
-        </w:tc>
-      </w:tr>
-      <w:tr>
-        <w:tc>
-          <w:tcPr/>
-          <w:p>
-            <w:pPr>
-              <w:pStyle w:val="Compact"/>
-              <w:jc w:val="left"/>
-            </w:pPr>
-            <w:r>
-              <w:rPr>
-                <w:sz w:val="17"/>
-              </w:rPr>
-              <w:t xml:space="preserve">M4</w:t>
-            </w:r>
-          </w:p>
-        </w:tc>
-        <w:tc>
-          <w:tcPr/>
-          <w:p>
-            <w:pPr>
-              <w:pStyle w:val="Compact"/>
-              <w:jc w:val="left"/>
-            </w:pPr>
-            <w:r>
-              <w:rPr>
-                <w:sz w:val="17"/>
-              </w:rPr>
-              <w:t xml:space="preserve">BR-004</w:t>
-            </w:r>
-          </w:p>
-        </w:tc>
-        <w:tc>
-          <w:tcPr/>
-          <w:p>
-            <w:pPr>
-              <w:pStyle w:val="Compact"/>
-              <w:jc w:val="left"/>
-            </w:pPr>
-            <w:r>
-              <w:rPr>
-                <w:sz w:val="17"/>
-              </w:rPr>
-              <w:t xml:space="preserve">A VFDA Verified badge is valid for 12 months and states what was checked and what was not (quality and prices are not).</w:t>
-            </w:r>
-          </w:p>
-        </w:tc>
-      </w:tr>
-      <w:tr>
-        <w:tc>
-          <w:tcPr/>
-          <w:p>
-            <w:pPr>
-              <w:pStyle w:val="Compact"/>
-              <w:jc w:val="left"/>
-            </w:pPr>
-            <w:r>
-              <w:rPr>
-                <w:sz w:val="17"/>
-              </w:rPr>
-              <w:t xml:space="preserve">M4</w:t>
-            </w:r>
-          </w:p>
-        </w:tc>
-        <w:tc>
-          <w:tcPr/>
-          <w:p>
-            <w:pPr>
-              <w:pStyle w:val="Compact"/>
-              <w:jc w:val="left"/>
-            </w:pPr>
-            <w:r>
-              <w:rPr>
-                <w:sz w:val="17"/>
-              </w:rPr>
-              <w:t xml:space="preserve">BR-005</w:t>
-            </w:r>
-          </w:p>
-        </w:tc>
-        <w:tc>
-          <w:tcPr/>
-          <w:p>
-            <w:pPr>
-              <w:pStyle w:val="Compact"/>
-              <w:jc w:val="left"/>
-            </w:pPr>
-            <w:r>
-              <w:rPr>
-                <w:sz w:val="17"/>
-              </w:rPr>
-              <w:t xml:space="preserve">Only the producer can confirm a partnership; only the partner can accept or decline. Declined, withdrawn and confirmed are final.</w:t>
-            </w:r>
-          </w:p>
-        </w:tc>
-      </w:tr>
-      <w:tr>
-        <w:tc>
-          <w:tcPr/>
-          <w:p>
-            <w:pPr>
-              <w:pStyle w:val="Compact"/>
-              <w:jc w:val="left"/>
-            </w:pPr>
-            <w:r>
-              <w:rPr>
-                <w:sz w:val="17"/>
-              </w:rPr>
-              <w:t xml:space="preserve">M4</w:t>
-            </w:r>
-          </w:p>
-        </w:tc>
-        <w:tc>
-          <w:tcPr/>
-          <w:p>
-            <w:pPr>
-              <w:pStyle w:val="Compact"/>
-              <w:jc w:val="left"/>
-            </w:pPr>
-            <w:r>
-              <w:rPr>
-                <w:sz w:val="17"/>
-              </w:rPr>
-              <w:t xml:space="preserve">BR-006</w:t>
-            </w:r>
-          </w:p>
-        </w:tc>
-        <w:tc>
-          <w:tcPr/>
-          <w:p>
-            <w:pPr>
-              <w:pStyle w:val="Compact"/>
-              <w:jc w:val="left"/>
-            </w:pPr>
-            <w:r>
-              <w:rPr>
-                <w:sz w:val="17"/>
-              </w:rPr>
-              <w:t xml:space="preserve">Confirming a partnership does not by itself mark Article 13 component c as present; the signed service agreement must be uploaded.</w:t>
-            </w:r>
-          </w:p>
-        </w:tc>
-      </w:tr>
-      <w:tr>
-        <w:tc>
-          <w:tcPr/>
-          <w:p>
-            <w:pPr>
-              <w:pStyle w:val="Compact"/>
-              <w:jc w:val="left"/>
-            </w:pPr>
-            <w:r>
-              <w:rPr>
-                <w:sz w:val="17"/>
-              </w:rPr>
-              <w:t xml:space="preserve">M4</w:t>
-            </w:r>
-          </w:p>
-        </w:tc>
-        <w:tc>
-          <w:tcPr/>
-          <w:p>
-            <w:pPr>
-              <w:pStyle w:val="Compact"/>
-              <w:jc w:val="left"/>
-            </w:pPr>
-            <w:r>
-              <w:rPr>
-                <w:sz w:val="17"/>
-              </w:rPr>
-              <w:t xml:space="preserve">BR-007</w:t>
-            </w:r>
-          </w:p>
-        </w:tc>
-        <w:tc>
-          <w:tcPr/>
-          <w:p>
-            <w:pPr>
-              <w:pStyle w:val="Compact"/>
-              <w:jc w:val="left"/>
-            </w:pPr>
-            <w:r>
-              <w:rPr>
-                <w:sz w:val="17"/>
-              </w:rPr>
-              <w:t xml:space="preserve">Document access log entries are append-only.</w:t>
-            </w:r>
-          </w:p>
-        </w:tc>
-      </w:tr>
-      <w:tr>
-        <w:tc>
-          <w:tcPr/>
-          <w:p>
-            <w:pPr>
-              <w:pStyle w:val="Compact"/>
-              <w:jc w:val="left"/>
-            </w:pPr>
-            <w:r>
-              <w:rPr>
-                <w:sz w:val="17"/>
-              </w:rPr>
-              <w:t xml:space="preserve">M5</w:t>
-            </w:r>
-          </w:p>
-        </w:tc>
-        <w:tc>
-          <w:tcPr/>
-          <w:p>
-            <w:pPr>
-              <w:pStyle w:val="Compact"/>
-              <w:jc w:val="left"/>
-            </w:pPr>
-            <w:r>
-              <w:rPr>
-                <w:sz w:val="17"/>
-              </w:rPr>
-              <w:t xml:space="preserve">BR-001</w:t>
-            </w:r>
-          </w:p>
-        </w:tc>
-        <w:tc>
-          <w:tcPr/>
-          <w:p>
-            <w:pPr>
-              <w:pStyle w:val="Compact"/>
-              <w:jc w:val="left"/>
-            </w:pPr>
-            <w:r>
-              <w:rPr>
-                <w:sz w:val="17"/>
-              </w:rPr>
-              <w:t xml:space="preserve">Every generated document is a draft: the PDF carries</w:t>
+              <w:t xml:space="preserve">M3</w:t>
+            </w:r>
+          </w:p>
+        </w:tc>
+        <w:tc>
+          <w:tcPr/>
+          <w:p>
+            <w:pPr>
+              <w:pStyle w:val="Compact"/>
+              <w:jc w:val="left"/>
+            </w:pPr>
+            <w:r>
+              <w:rPr>
+                <w:sz w:val="17"/>
+              </w:rPr>
+              <w:t xml:space="preserve">BR-008</w:t>
+            </w:r>
+          </w:p>
+        </w:tc>
+        <w:tc>
+          <w:tcPr/>
+          <w:p>
+            <w:pPr>
+              <w:pStyle w:val="Compact"/>
+              <w:jc w:val="left"/>
+            </w:pPr>
+            <w:r>
+              <w:rPr>
+                <w:sz w:val="17"/>
+              </w:rPr>
+              <w:t xml:space="preserve">Locations are unpublished, never deleted (</w:t>
+            </w:r>
+            <w:r>
+              <w:rPr>
+                <w:rStyle w:val="VerbatimChar"/>
+                <w:sz w:val="17"/>
+              </w:rPr>
+              <w:t xml:space="preserve">intake_status = unpublished</w:t>
+            </w:r>
+            <w:r>
+              <w:rPr>
+                <w:sz w:val="17"/>
+              </w:rPr>
+              <w:t xml:space="preserve">); shortlists and provincial notices that refer to an unpublished location keep it and show</w:t>
             </w:r>
             <w:r>
               <w:rPr>
@@ -8294,36 +8796,124 @@
                 <w:i/>
                 <w:sz w:val="17"/>
               </w:rPr>
-              <w:t xml:space="preserve">DRAFT — REQUIRES PROOFREADING</w:t>
-            </w:r>
-            <w:r>
-              <w:rPr>
-                <w:sz w:val="17"/>
-              </w:rPr>
-              <w:t xml:space="preserve"> </w:t>
-            </w:r>
-            <w:r>
-              <w:rPr>
-                <w:sz w:val="17"/>
-              </w:rPr>
-              <w:t xml:space="preserve">on every page; CINEMATCH never submits anything.</w:t>
-            </w:r>
-          </w:p>
-        </w:tc>
-      </w:tr>
-      <w:tr>
-        <w:tc>
-          <w:tcPr/>
-          <w:p>
-            <w:pPr>
-              <w:pStyle w:val="Compact"/>
-              <w:jc w:val="left"/>
-            </w:pPr>
-            <w:r>
-              <w:rPr>
-                <w:sz w:val="17"/>
-              </w:rPr>
-              <w:t xml:space="preserve">M5</w:t>
+              <w:t xml:space="preserve">No longer published</w:t>
+            </w:r>
+            <w:r>
+              <w:rPr>
+                <w:sz w:val="17"/>
+              </w:rPr>
+              <w:t xml:space="preserve">.</w:t>
+            </w:r>
+          </w:p>
+        </w:tc>
+      </w:tr>
+      <w:tr>
+        <w:tc>
+          <w:tcPr/>
+          <w:p>
+            <w:pPr>
+              <w:pStyle w:val="Compact"/>
+              <w:jc w:val="left"/>
+            </w:pPr>
+            <w:r>
+              <w:rPr>
+                <w:sz w:val="17"/>
+              </w:rPr>
+              <w:t xml:space="preserve">M3</w:t>
+            </w:r>
+          </w:p>
+        </w:tc>
+        <w:tc>
+          <w:tcPr/>
+          <w:p>
+            <w:pPr>
+              <w:pStyle w:val="Compact"/>
+              <w:jc w:val="left"/>
+            </w:pPr>
+            <w:r>
+              <w:rPr>
+                <w:sz w:val="17"/>
+              </w:rPr>
+              <w:t xml:space="preserve">BR-009</w:t>
+            </w:r>
+          </w:p>
+        </w:tc>
+        <w:tc>
+          <w:tcPr/>
+          <w:p>
+            <w:pPr>
+              <w:pStyle w:val="Compact"/>
+              <w:jc w:val="left"/>
+            </w:pPr>
+            <w:r>
+              <w:rPr>
+                <w:sz w:val="17"/>
+              </w:rPr>
+              <w:t xml:space="preserve">Every confirmed scene search is stored as a location query without any personal data (description, attributes, month, and the project only when a member searches inside a project); it is used for the M10 demand index and never to train a model.</w:t>
+            </w:r>
+          </w:p>
+        </w:tc>
+      </w:tr>
+      <w:tr>
+        <w:tc>
+          <w:tcPr/>
+          <w:p>
+            <w:pPr>
+              <w:pStyle w:val="Compact"/>
+              <w:jc w:val="left"/>
+            </w:pPr>
+            <w:r>
+              <w:rPr>
+                <w:sz w:val="17"/>
+              </w:rPr>
+              <w:t xml:space="preserve">M4</w:t>
+            </w:r>
+          </w:p>
+        </w:tc>
+        <w:tc>
+          <w:tcPr/>
+          <w:p>
+            <w:pPr>
+              <w:pStyle w:val="Compact"/>
+              <w:jc w:val="left"/>
+            </w:pPr>
+            <w:r>
+              <w:rPr>
+                <w:sz w:val="17"/>
+              </w:rPr>
+              <w:t xml:space="preserve">BR-001</w:t>
+            </w:r>
+          </w:p>
+        </w:tc>
+        <w:tc>
+          <w:tcPr/>
+          <w:p>
+            <w:pPr>
+              <w:pStyle w:val="Compact"/>
+              <w:jc w:val="left"/>
+            </w:pPr>
+            <w:r>
+              <w:rPr>
+                <w:sz w:val="17"/>
+              </w:rPr>
+              <w:t xml:space="preserve">The three visibility layers are three tables with separate Row Level Security policies, not hidden columns.</w:t>
+            </w:r>
+          </w:p>
+        </w:tc>
+      </w:tr>
+      <w:tr>
+        <w:tc>
+          <w:tcPr/>
+          <w:p>
+            <w:pPr>
+              <w:pStyle w:val="Compact"/>
+              <w:jc w:val="left"/>
+            </w:pPr>
+            <w:r>
+              <w:rPr>
+                <w:sz w:val="17"/>
+              </w:rPr>
+              <w:t xml:space="preserve">M4</w:t>
             </w:r>
           </w:p>
         </w:tc>
@@ -8353,24 +8943,24 @@
               <w:rPr>
                 <w:sz w:val="17"/>
               </w:rPr>
-              <w:t xml:space="preserve">Article 13 component b counts as present only when every paragraph of the Vietnamese version has been proofread by a person.</w:t>
-            </w:r>
-          </w:p>
-        </w:tc>
-      </w:tr>
-      <w:tr>
-        <w:tc>
-          <w:tcPr/>
-          <w:p>
-            <w:pPr>
-              <w:pStyle w:val="Compact"/>
-              <w:jc w:val="left"/>
-            </w:pPr>
-            <w:r>
-              <w:rPr>
-                <w:sz w:val="17"/>
-              </w:rPr>
-              <w:t xml:space="preserve">M5</w:t>
+              <w:t xml:space="preserve">The 12 service groups are a fixed enum; organisations cannot invent groups.</w:t>
+            </w:r>
+          </w:p>
+        </w:tc>
+      </w:tr>
+      <w:tr>
+        <w:tc>
+          <w:tcPr/>
+          <w:p>
+            <w:pPr>
+              <w:pStyle w:val="Compact"/>
+              <w:jc w:val="left"/>
+            </w:pPr>
+            <w:r>
+              <w:rPr>
+                <w:sz w:val="17"/>
+              </w:rPr>
+              <w:t xml:space="preserve">M4</w:t>
             </w:r>
           </w:p>
         </w:tc>
@@ -8400,7 +8990,255 @@
               <w:rPr>
                 <w:sz w:val="17"/>
               </w:rPr>
-              <w:t xml:space="preserve">Each document item carries its basis:</w:t>
+              <w:t xml:space="preserve">Supplier accounts are created only by VFDA invitation in the first phase.</w:t>
+            </w:r>
+          </w:p>
+        </w:tc>
+      </w:tr>
+      <w:tr>
+        <w:tc>
+          <w:tcPr/>
+          <w:p>
+            <w:pPr>
+              <w:pStyle w:val="Compact"/>
+              <w:jc w:val="left"/>
+            </w:pPr>
+            <w:r>
+              <w:rPr>
+                <w:sz w:val="17"/>
+              </w:rPr>
+              <w:t xml:space="preserve">M4</w:t>
+            </w:r>
+          </w:p>
+        </w:tc>
+        <w:tc>
+          <w:tcPr/>
+          <w:p>
+            <w:pPr>
+              <w:pStyle w:val="Compact"/>
+              <w:jc w:val="left"/>
+            </w:pPr>
+            <w:r>
+              <w:rPr>
+                <w:sz w:val="17"/>
+              </w:rPr>
+              <w:t xml:space="preserve">BR-004</w:t>
+            </w:r>
+          </w:p>
+        </w:tc>
+        <w:tc>
+          <w:tcPr/>
+          <w:p>
+            <w:pPr>
+              <w:pStyle w:val="Compact"/>
+              <w:jc w:val="left"/>
+            </w:pPr>
+            <w:r>
+              <w:rPr>
+                <w:sz w:val="17"/>
+              </w:rPr>
+              <w:t xml:space="preserve">A VFDA Verified badge is valid for 12 months and states what was checked and what was not (quality and prices are not).</w:t>
+            </w:r>
+          </w:p>
+        </w:tc>
+      </w:tr>
+      <w:tr>
+        <w:tc>
+          <w:tcPr/>
+          <w:p>
+            <w:pPr>
+              <w:pStyle w:val="Compact"/>
+              <w:jc w:val="left"/>
+            </w:pPr>
+            <w:r>
+              <w:rPr>
+                <w:sz w:val="17"/>
+              </w:rPr>
+              <w:t xml:space="preserve">M4</w:t>
+            </w:r>
+          </w:p>
+        </w:tc>
+        <w:tc>
+          <w:tcPr/>
+          <w:p>
+            <w:pPr>
+              <w:pStyle w:val="Compact"/>
+              <w:jc w:val="left"/>
+            </w:pPr>
+            <w:r>
+              <w:rPr>
+                <w:sz w:val="17"/>
+              </w:rPr>
+              <w:t xml:space="preserve">BR-005</w:t>
+            </w:r>
+          </w:p>
+        </w:tc>
+        <w:tc>
+          <w:tcPr/>
+          <w:p>
+            <w:pPr>
+              <w:pStyle w:val="Compact"/>
+              <w:jc w:val="left"/>
+            </w:pPr>
+            <w:r>
+              <w:rPr>
+                <w:sz w:val="17"/>
+              </w:rPr>
+              <w:t xml:space="preserve">Only the producer can confirm a partnership; only the partner can accept or decline. Declined, withdrawn and confirmed are final.</w:t>
+            </w:r>
+          </w:p>
+        </w:tc>
+      </w:tr>
+      <w:tr>
+        <w:tc>
+          <w:tcPr/>
+          <w:p>
+            <w:pPr>
+              <w:pStyle w:val="Compact"/>
+              <w:jc w:val="left"/>
+            </w:pPr>
+            <w:r>
+              <w:rPr>
+                <w:sz w:val="17"/>
+              </w:rPr>
+              <w:t xml:space="preserve">M4</w:t>
+            </w:r>
+          </w:p>
+        </w:tc>
+        <w:tc>
+          <w:tcPr/>
+          <w:p>
+            <w:pPr>
+              <w:pStyle w:val="Compact"/>
+              <w:jc w:val="left"/>
+            </w:pPr>
+            <w:r>
+              <w:rPr>
+                <w:sz w:val="17"/>
+              </w:rPr>
+              <w:t xml:space="preserve">BR-006</w:t>
+            </w:r>
+          </w:p>
+        </w:tc>
+        <w:tc>
+          <w:tcPr/>
+          <w:p>
+            <w:pPr>
+              <w:pStyle w:val="Compact"/>
+              <w:jc w:val="left"/>
+            </w:pPr>
+            <w:r>
+              <w:rPr>
+                <w:sz w:val="17"/>
+              </w:rPr>
+              <w:t xml:space="preserve">Confirming a partnership does not by itself mark Article 13 component c as present; the signed service agreement must be uploaded.</w:t>
+            </w:r>
+          </w:p>
+        </w:tc>
+      </w:tr>
+      <w:tr>
+        <w:tc>
+          <w:tcPr/>
+          <w:p>
+            <w:pPr>
+              <w:pStyle w:val="Compact"/>
+              <w:jc w:val="left"/>
+            </w:pPr>
+            <w:r>
+              <w:rPr>
+                <w:sz w:val="17"/>
+              </w:rPr>
+              <w:t xml:space="preserve">M4</w:t>
+            </w:r>
+          </w:p>
+        </w:tc>
+        <w:tc>
+          <w:tcPr/>
+          <w:p>
+            <w:pPr>
+              <w:pStyle w:val="Compact"/>
+              <w:jc w:val="left"/>
+            </w:pPr>
+            <w:r>
+              <w:rPr>
+                <w:sz w:val="17"/>
+              </w:rPr>
+              <w:t xml:space="preserve">BR-007</w:t>
+            </w:r>
+          </w:p>
+        </w:tc>
+        <w:tc>
+          <w:tcPr/>
+          <w:p>
+            <w:pPr>
+              <w:pStyle w:val="Compact"/>
+              <w:jc w:val="left"/>
+            </w:pPr>
+            <w:r>
+              <w:rPr>
+                <w:sz w:val="17"/>
+              </w:rPr>
+              <w:t xml:space="preserve">Document access log entries are append-only.</w:t>
+            </w:r>
+          </w:p>
+        </w:tc>
+      </w:tr>
+      <w:tr>
+        <w:tc>
+          <w:tcPr/>
+          <w:p>
+            <w:pPr>
+              <w:pStyle w:val="Compact"/>
+              <w:jc w:val="left"/>
+            </w:pPr>
+            <w:r>
+              <w:rPr>
+                <w:sz w:val="17"/>
+              </w:rPr>
+              <w:t xml:space="preserve">M4</w:t>
+            </w:r>
+          </w:p>
+        </w:tc>
+        <w:tc>
+          <w:tcPr/>
+          <w:p>
+            <w:pPr>
+              <w:pStyle w:val="Compact"/>
+              <w:jc w:val="left"/>
+            </w:pPr>
+            <w:r>
+              <w:rPr>
+                <w:sz w:val="17"/>
+              </w:rPr>
+              <w:t xml:space="preserve">BR-008</w:t>
+            </w:r>
+          </w:p>
+        </w:tc>
+        <w:tc>
+          <w:tcPr/>
+          <w:p>
+            <w:pPr>
+              <w:pStyle w:val="Compact"/>
+              <w:jc w:val="left"/>
+            </w:pPr>
+            <w:r>
+              <w:rPr>
+                <w:sz w:val="17"/>
+              </w:rPr>
+              <w:t xml:space="preserve">Organisations are deactivated, never deleted (</w:t>
+            </w:r>
+            <w:r>
+              <w:rPr>
+                <w:rStyle w:val="VerbatimChar"/>
+                <w:sz w:val="17"/>
+              </w:rPr>
+              <w:t xml:space="preserve">org_status = deactivated</w:t>
+            </w:r>
+            <w:r>
+              <w:rPr>
+                <w:sz w:val="17"/>
+              </w:rPr>
+              <w:t xml:space="preserve">); open collaboration requests to a deactivated organisation are closed as</w:t>
             </w:r>
             <w:r>
               <w:rPr>
@@ -8414,13 +9252,126 @@
                 <w:i/>
                 <w:sz w:val="17"/>
               </w:rPr>
-              <w:t xml:space="preserve">Required by law</w:t>
-            </w:r>
-            <w:r>
-              <w:rPr>
-                <w:sz w:val="17"/>
-              </w:rPr>
-              <w:t xml:space="preserve">,</w:t>
+              <w:t xml:space="preserve">withdrawn</w:t>
+            </w:r>
+            <w:r>
+              <w:rPr>
+                <w:sz w:val="17"/>
+              </w:rPr>
+              <w:t xml:space="preserve"> </w:t>
+            </w:r>
+            <w:r>
+              <w:rPr>
+                <w:sz w:val="17"/>
+              </w:rPr>
+              <w:t xml:space="preserve">and the producer is notified; its document access log is kept.</w:t>
+            </w:r>
+          </w:p>
+        </w:tc>
+      </w:tr>
+      <w:tr>
+        <w:tc>
+          <w:tcPr/>
+          <w:p>
+            <w:pPr>
+              <w:pStyle w:val="Compact"/>
+              <w:jc w:val="left"/>
+            </w:pPr>
+            <w:r>
+              <w:rPr>
+                <w:sz w:val="17"/>
+              </w:rPr>
+              <w:t xml:space="preserve">M4</w:t>
+            </w:r>
+          </w:p>
+        </w:tc>
+        <w:tc>
+          <w:tcPr/>
+          <w:p>
+            <w:pPr>
+              <w:pStyle w:val="Compact"/>
+              <w:jc w:val="left"/>
+            </w:pPr>
+            <w:r>
+              <w:rPr>
+                <w:sz w:val="17"/>
+              </w:rPr>
+              <w:t xml:space="preserve">BR-009</w:t>
+            </w:r>
+          </w:p>
+        </w:tc>
+        <w:tc>
+          <w:tcPr/>
+          <w:p>
+            <w:pPr>
+              <w:pStyle w:val="Compact"/>
+              <w:jc w:val="left"/>
+            </w:pPr>
+            <w:r>
+              <w:rPr>
+                <w:sz w:val="17"/>
+              </w:rPr>
+              <w:t xml:space="preserve">Every response note and every reply in a request thread is stored as a message of that request (</w:t>
+            </w:r>
+            <w:r>
+              <w:rPr>
+                <w:rStyle w:val="VerbatimChar"/>
+                <w:sz w:val="17"/>
+              </w:rPr>
+              <w:t xml:space="preserve">collab_message</w:t>
+            </w:r>
+            <w:r>
+              <w:rPr>
+                <w:sz w:val="17"/>
+              </w:rPr>
+              <w:t xml:space="preserve">); messages cannot be edited after they are sent.</w:t>
+            </w:r>
+          </w:p>
+        </w:tc>
+      </w:tr>
+      <w:tr>
+        <w:tc>
+          <w:tcPr/>
+          <w:p>
+            <w:pPr>
+              <w:pStyle w:val="Compact"/>
+              <w:jc w:val="left"/>
+            </w:pPr>
+            <w:r>
+              <w:rPr>
+                <w:sz w:val="17"/>
+              </w:rPr>
+              <w:t xml:space="preserve">M5</w:t>
+            </w:r>
+          </w:p>
+        </w:tc>
+        <w:tc>
+          <w:tcPr/>
+          <w:p>
+            <w:pPr>
+              <w:pStyle w:val="Compact"/>
+              <w:jc w:val="left"/>
+            </w:pPr>
+            <w:r>
+              <w:rPr>
+                <w:sz w:val="17"/>
+              </w:rPr>
+              <w:t xml:space="preserve">BR-001</w:t>
+            </w:r>
+          </w:p>
+        </w:tc>
+        <w:tc>
+          <w:tcPr/>
+          <w:p>
+            <w:pPr>
+              <w:pStyle w:val="Compact"/>
+              <w:jc w:val="left"/>
+            </w:pPr>
+            <w:r>
+              <w:rPr>
+                <w:sz w:val="17"/>
+              </w:rPr>
+              <w:t xml:space="preserve">Every generated document is a draft: the PDF carries</w:t>
             </w:r>
             <w:r>
               <w:rPr>
@@ -8434,7 +9385,7 @@
                 <w:i/>
                 <w:sz w:val="17"/>
               </w:rPr>
-              <w:t xml:space="preserve">Commonly requested</w:t>
+              <w:t xml:space="preserve">DRAFT — REQUIRES PROOFREADING</w:t>
             </w:r>
             <w:r>
               <w:rPr>
@@ -8446,7 +9397,101 @@
               <w:rPr>
                 <w:sz w:val="17"/>
               </w:rPr>
-              <w:t xml:space="preserve">or</w:t>
+              <w:t xml:space="preserve">on every page; CINEMATCH never submits anything.</w:t>
+            </w:r>
+          </w:p>
+        </w:tc>
+      </w:tr>
+      <w:tr>
+        <w:tc>
+          <w:tcPr/>
+          <w:p>
+            <w:pPr>
+              <w:pStyle w:val="Compact"/>
+              <w:jc w:val="left"/>
+            </w:pPr>
+            <w:r>
+              <w:rPr>
+                <w:sz w:val="17"/>
+              </w:rPr>
+              <w:t xml:space="preserve">M5</w:t>
+            </w:r>
+          </w:p>
+        </w:tc>
+        <w:tc>
+          <w:tcPr/>
+          <w:p>
+            <w:pPr>
+              <w:pStyle w:val="Compact"/>
+              <w:jc w:val="left"/>
+            </w:pPr>
+            <w:r>
+              <w:rPr>
+                <w:sz w:val="17"/>
+              </w:rPr>
+              <w:t xml:space="preserve">BR-002</w:t>
+            </w:r>
+          </w:p>
+        </w:tc>
+        <w:tc>
+          <w:tcPr/>
+          <w:p>
+            <w:pPr>
+              <w:pStyle w:val="Compact"/>
+              <w:jc w:val="left"/>
+            </w:pPr>
+            <w:r>
+              <w:rPr>
+                <w:sz w:val="17"/>
+              </w:rPr>
+              <w:t xml:space="preserve">Article 13 component b counts as present only when every paragraph of the Vietnamese version has been proofread by a person.</w:t>
+            </w:r>
+          </w:p>
+        </w:tc>
+      </w:tr>
+      <w:tr>
+        <w:tc>
+          <w:tcPr/>
+          <w:p>
+            <w:pPr>
+              <w:pStyle w:val="Compact"/>
+              <w:jc w:val="left"/>
+            </w:pPr>
+            <w:r>
+              <w:rPr>
+                <w:sz w:val="17"/>
+              </w:rPr>
+              <w:t xml:space="preserve">M5</w:t>
+            </w:r>
+          </w:p>
+        </w:tc>
+        <w:tc>
+          <w:tcPr/>
+          <w:p>
+            <w:pPr>
+              <w:pStyle w:val="Compact"/>
+              <w:jc w:val="left"/>
+            </w:pPr>
+            <w:r>
+              <w:rPr>
+                <w:sz w:val="17"/>
+              </w:rPr>
+              <w:t xml:space="preserve">BR-003</w:t>
+            </w:r>
+          </w:p>
+        </w:tc>
+        <w:tc>
+          <w:tcPr/>
+          <w:p>
+            <w:pPr>
+              <w:pStyle w:val="Compact"/>
+              <w:jc w:val="left"/>
+            </w:pPr>
+            <w:r>
+              <w:rPr>
+                <w:sz w:val="17"/>
+              </w:rPr>
+              <w:t xml:space="preserve">Each document item carries its basis:</w:t>
             </w:r>
             <w:r>
               <w:rPr>
@@ -8460,6 +9505,52 @@
                 <w:i/>
                 <w:sz w:val="17"/>
               </w:rPr>
+              <w:t xml:space="preserve">Required by law</w:t>
+            </w:r>
+            <w:r>
+              <w:rPr>
+                <w:sz w:val="17"/>
+              </w:rPr>
+              <w:t xml:space="preserve">,</w:t>
+            </w:r>
+            <w:r>
+              <w:rPr>
+                <w:sz w:val="17"/>
+              </w:rPr>
+              <w:t xml:space="preserve"> </w:t>
+            </w:r>
+            <w:r>
+              <w:rPr>
+                <w:iCs/>
+                <w:i/>
+                <w:sz w:val="17"/>
+              </w:rPr>
+              <w:t xml:space="preserve">Commonly requested</w:t>
+            </w:r>
+            <w:r>
+              <w:rPr>
+                <w:sz w:val="17"/>
+              </w:rPr>
+              <w:t xml:space="preserve"> </w:t>
+            </w:r>
+            <w:r>
+              <w:rPr>
+                <w:sz w:val="17"/>
+              </w:rPr>
+              <w:t xml:space="preserve">or</w:t>
+            </w:r>
+            <w:r>
+              <w:rPr>
+                <w:sz w:val="17"/>
+              </w:rPr>
+              <w:t xml:space="preserve"> </w:t>
+            </w:r>
+            <w:r>
+              <w:rPr>
+                <w:iCs/>
+                <w:i/>
+                <w:sz w:val="17"/>
+              </w:rPr>
               <w:t xml:space="preserve">Location-specific</w:t>
             </w:r>
             <w:r>
@@ -8602,6 +9693,66 @@
               <w:rPr>
                 <w:sz w:val="17"/>
               </w:rPr>
+              <w:t xml:space="preserve">M5</w:t>
+            </w:r>
+          </w:p>
+        </w:tc>
+        <w:tc>
+          <w:tcPr/>
+          <w:p>
+            <w:pPr>
+              <w:pStyle w:val="Compact"/>
+              <w:jc w:val="left"/>
+            </w:pPr>
+            <w:r>
+              <w:rPr>
+                <w:sz w:val="17"/>
+              </w:rPr>
+              <w:t xml:space="preserve">BR-006</w:t>
+            </w:r>
+          </w:p>
+        </w:tc>
+        <w:tc>
+          <w:tcPr/>
+          <w:p>
+            <w:pPr>
+              <w:pStyle w:val="Compact"/>
+              <w:jc w:val="left"/>
+            </w:pPr>
+            <w:r>
+              <w:rPr>
+                <w:sz w:val="17"/>
+              </w:rPr>
+              <w:t xml:space="preserve">Glossary terms a project adds (SC-28) are stored with the project (</w:t>
+            </w:r>
+            <w:r>
+              <w:rPr>
+                <w:rStyle w:val="VerbatimChar"/>
+                <w:sz w:val="17"/>
+              </w:rPr>
+              <w:t xml:space="preserve">project_glossary</w:t>
+            </w:r>
+            <w:r>
+              <w:rPr>
+                <w:sz w:val="17"/>
+              </w:rPr>
+              <w:t xml:space="preserve">) and applied to every later draft of that project.</w:t>
+            </w:r>
+          </w:p>
+        </w:tc>
+      </w:tr>
+      <w:tr>
+        <w:tc>
+          <w:tcPr/>
+          <w:p>
+            <w:pPr>
+              <w:pStyle w:val="Compact"/>
+              <w:jc w:val="left"/>
+            </w:pPr>
+            <w:r>
+              <w:rPr>
+                <w:sz w:val="17"/>
+              </w:rPr>
               <w:t xml:space="preserve">M7</w:t>
             </w:r>
           </w:p>
@@ -8774,6 +9925,267 @@
                 <w:sz w:val="17"/>
               </w:rPr>
               <w:t xml:space="preserve">Reply times feed the provincial readiness index (M3).</w:t>
+            </w:r>
+          </w:p>
+        </w:tc>
+      </w:tr>
+      <w:tr>
+        <w:tc>
+          <w:tcPr/>
+          <w:p>
+            <w:pPr>
+              <w:pStyle w:val="Compact"/>
+              <w:jc w:val="left"/>
+            </w:pPr>
+            <w:r>
+              <w:rPr>
+                <w:sz w:val="17"/>
+              </w:rPr>
+              <w:t xml:space="preserve">M10</w:t>
+            </w:r>
+          </w:p>
+        </w:tc>
+        <w:tc>
+          <w:tcPr/>
+          <w:p>
+            <w:pPr>
+              <w:pStyle w:val="Compact"/>
+              <w:jc w:val="left"/>
+            </w:pPr>
+            <w:r>
+              <w:rPr>
+                <w:sz w:val="17"/>
+              </w:rPr>
+              <w:t xml:space="preserve">BR-001</w:t>
+            </w:r>
+          </w:p>
+        </w:tc>
+        <w:tc>
+          <w:tcPr/>
+          <w:p>
+            <w:pPr>
+              <w:pStyle w:val="Compact"/>
+              <w:jc w:val="left"/>
+            </w:pPr>
+            <w:r>
+              <w:rPr>
+                <w:sz w:val="17"/>
+              </w:rPr>
+              <w:t xml:space="preserve">Content published by partners (profile text, photos) is shown to the public only after VFDA staff approve it; until then the last approved version stays public.</w:t>
+            </w:r>
+          </w:p>
+        </w:tc>
+      </w:tr>
+      <w:tr>
+        <w:tc>
+          <w:tcPr/>
+          <w:p>
+            <w:pPr>
+              <w:pStyle w:val="Compact"/>
+              <w:jc w:val="left"/>
+            </w:pPr>
+            <w:r>
+              <w:rPr>
+                <w:sz w:val="17"/>
+              </w:rPr>
+              <w:t xml:space="preserve">M10</w:t>
+            </w:r>
+          </w:p>
+        </w:tc>
+        <w:tc>
+          <w:tcPr/>
+          <w:p>
+            <w:pPr>
+              <w:pStyle w:val="Compact"/>
+              <w:jc w:val="left"/>
+            </w:pPr>
+            <w:r>
+              <w:rPr>
+                <w:sz w:val="17"/>
+              </w:rPr>
+              <w:t xml:space="preserve">BR-002</w:t>
+            </w:r>
+          </w:p>
+        </w:tc>
+        <w:tc>
+          <w:tcPr/>
+          <w:p>
+            <w:pPr>
+              <w:pStyle w:val="Compact"/>
+              <w:jc w:val="left"/>
+            </w:pPr>
+            <w:r>
+              <w:rPr>
+                <w:sz w:val="17"/>
+              </w:rPr>
+              <w:t xml:space="preserve">Hiding content requires a written reason, which is sent to the author.</w:t>
+            </w:r>
+          </w:p>
+        </w:tc>
+      </w:tr>
+      <w:tr>
+        <w:tc>
+          <w:tcPr/>
+          <w:p>
+            <w:pPr>
+              <w:pStyle w:val="Compact"/>
+              <w:jc w:val="left"/>
+            </w:pPr>
+            <w:r>
+              <w:rPr>
+                <w:sz w:val="17"/>
+              </w:rPr>
+              <w:t xml:space="preserve">M10</w:t>
+            </w:r>
+          </w:p>
+        </w:tc>
+        <w:tc>
+          <w:tcPr/>
+          <w:p>
+            <w:pPr>
+              <w:pStyle w:val="Compact"/>
+              <w:jc w:val="left"/>
+            </w:pPr>
+            <w:r>
+              <w:rPr>
+                <w:sz w:val="17"/>
+              </w:rPr>
+              <w:t xml:space="preserve">BR-003</w:t>
+            </w:r>
+          </w:p>
+        </w:tc>
+        <w:tc>
+          <w:tcPr/>
+          <w:p>
+            <w:pPr>
+              <w:pStyle w:val="Compact"/>
+              <w:jc w:val="left"/>
+            </w:pPr>
+            <w:r>
+              <w:rPr>
+                <w:sz w:val="17"/>
+              </w:rPr>
+              <w:t xml:space="preserve">Every indicator shows the number of records it was computed from; below 5 records it shows</w:t>
+            </w:r>
+            <w:r>
+              <w:rPr>
+                <w:sz w:val="17"/>
+              </w:rPr>
+              <w:t xml:space="preserve"> </w:t>
+            </w:r>
+            <w:r>
+              <w:rPr>
+                <w:iCs/>
+                <w:i/>
+                <w:sz w:val="17"/>
+              </w:rPr>
+              <w:t xml:space="preserve">Not enough data</w:t>
+            </w:r>
+            <w:r>
+              <w:rPr>
+                <w:sz w:val="17"/>
+              </w:rPr>
+              <w:t xml:space="preserve"> </w:t>
+            </w:r>
+            <w:r>
+              <w:rPr>
+                <w:sz w:val="17"/>
+              </w:rPr>
+              <w:t xml:space="preserve">instead of a value.</w:t>
+            </w:r>
+          </w:p>
+        </w:tc>
+      </w:tr>
+      <w:tr>
+        <w:tc>
+          <w:tcPr/>
+          <w:p>
+            <w:pPr>
+              <w:pStyle w:val="Compact"/>
+              <w:jc w:val="left"/>
+            </w:pPr>
+            <w:r>
+              <w:rPr>
+                <w:sz w:val="17"/>
+              </w:rPr>
+              <w:t xml:space="preserve">M10</w:t>
+            </w:r>
+          </w:p>
+        </w:tc>
+        <w:tc>
+          <w:tcPr/>
+          <w:p>
+            <w:pPr>
+              <w:pStyle w:val="Compact"/>
+              <w:jc w:val="left"/>
+            </w:pPr>
+            <w:r>
+              <w:rPr>
+                <w:sz w:val="17"/>
+              </w:rPr>
+              <w:t xml:space="preserve">BR-004</w:t>
+            </w:r>
+          </w:p>
+        </w:tc>
+        <w:tc>
+          <w:tcPr/>
+          <w:p>
+            <w:pPr>
+              <w:pStyle w:val="Compact"/>
+              <w:jc w:val="left"/>
+            </w:pPr>
+            <w:r>
+              <w:rPr>
+                <w:sz w:val="17"/>
+              </w:rPr>
+              <w:t xml:space="preserve">A quarterly report can be exported only after a named staff member has marked it reread; the draft commentary is never sent as written by the model.</w:t>
+            </w:r>
+          </w:p>
+        </w:tc>
+      </w:tr>
+      <w:tr>
+        <w:tc>
+          <w:tcPr/>
+          <w:p>
+            <w:pPr>
+              <w:pStyle w:val="Compact"/>
+              <w:jc w:val="left"/>
+            </w:pPr>
+            <w:r>
+              <w:rPr>
+                <w:sz w:val="17"/>
+              </w:rPr>
+              <w:t xml:space="preserve">M10</w:t>
+            </w:r>
+          </w:p>
+        </w:tc>
+        <w:tc>
+          <w:tcPr/>
+          <w:p>
+            <w:pPr>
+              <w:pStyle w:val="Compact"/>
+              <w:jc w:val="left"/>
+            </w:pPr>
+            <w:r>
+              <w:rPr>
+                <w:sz w:val="17"/>
+              </w:rPr>
+              <w:t xml:space="preserve">BR-005</w:t>
+            </w:r>
+          </w:p>
+        </w:tc>
+        <w:tc>
+          <w:tcPr/>
+          <w:p>
+            <w:pPr>
+              <w:pStyle w:val="Compact"/>
+              <w:jc w:val="left"/>
+            </w:pPr>
+            <w:r>
+              <w:rPr>
+                <w:sz w:val="17"/>
+              </w:rPr>
+              <w:t xml:space="preserve">Audit records are append-only: no role, including admin, can update or delete them, and the admin action and its record are committed together or not at all.</w:t>
             </w:r>
           </w:p>
         </w:tc>

--- a/docs/word/specs/spec-document.docx
+++ b/docs/word/specs/spec-document.docx
@@ -853,7 +853,7 @@
               <w:rPr>
                 <w:sz w:val="17"/>
               </w:rPr>
-              <w:t xml:space="preserve">9</w:t>
+              <w:t xml:space="preserve">10</w:t>
             </w:r>
           </w:p>
         </w:tc>
@@ -1225,7 +1225,7 @@
               <w:rPr>
                 <w:sz w:val="17"/>
               </w:rPr>
-              <w:t xml:space="preserve">4</w:t>
+              <w:t xml:space="preserve">5</w:t>
             </w:r>
           </w:p>
         </w:tc>
@@ -1463,7 +1463,7 @@
                 <w:b/>
                 <w:sz w:val="17"/>
               </w:rPr>
-              <w:t xml:space="preserve">55</w:t>
+              <w:t xml:space="preserve">57</w:t>
             </w:r>
           </w:p>
         </w:tc>
@@ -8866,6 +8866,122 @@
               <w:rPr>
                 <w:sz w:val="17"/>
               </w:rPr>
+              <w:t xml:space="preserve">M3</w:t>
+            </w:r>
+          </w:p>
+        </w:tc>
+        <w:tc>
+          <w:tcPr/>
+          <w:p>
+            <w:pPr>
+              <w:pStyle w:val="Compact"/>
+              <w:jc w:val="left"/>
+            </w:pPr>
+            <w:r>
+              <w:rPr>
+                <w:sz w:val="17"/>
+              </w:rPr>
+              <w:t xml:space="preserve">BR-010</w:t>
+            </w:r>
+          </w:p>
+        </w:tc>
+        <w:tc>
+          <w:tcPr/>
+          <w:p>
+            <w:pPr>
+              <w:pStyle w:val="Compact"/>
+              <w:jc w:val="left"/>
+            </w:pPr>
+            <w:r>
+              <w:rPr>
+                <w:sz w:val="17"/>
+              </w:rPr>
+              <w:t xml:space="preserve">Every published location carries an availability set by VFDA staff:</w:t>
+            </w:r>
+            <w:r>
+              <w:rPr>
+                <w:sz w:val="17"/>
+              </w:rPr>
+              <w:t xml:space="preserve"> </w:t>
+            </w:r>
+            <w:r>
+              <w:rPr>
+                <w:rStyle w:val="VerbatimChar"/>
+                <w:sz w:val="17"/>
+              </w:rPr>
+              <w:t xml:space="preserve">open</w:t>
+            </w:r>
+            <w:r>
+              <w:rPr>
+                <w:sz w:val="17"/>
+              </w:rPr>
+              <w:t xml:space="preserve">,</w:t>
+            </w:r>
+            <w:r>
+              <w:rPr>
+                <w:sz w:val="17"/>
+              </w:rPr>
+              <w:t xml:space="preserve"> </w:t>
+            </w:r>
+            <w:r>
+              <w:rPr>
+                <w:rStyle w:val="VerbatimChar"/>
+                <w:sz w:val="17"/>
+              </w:rPr>
+              <w:t xml:space="preserve">survey_in_progress</w:t>
+            </w:r>
+            <w:r>
+              <w:rPr>
+                <w:sz w:val="17"/>
+              </w:rPr>
+              <w:t xml:space="preserve"> </w:t>
+            </w:r>
+            <w:r>
+              <w:rPr>
+                <w:sz w:val="17"/>
+              </w:rPr>
+              <w:t xml:space="preserve">(another crew is scouting it) or</w:t>
+            </w:r>
+            <w:r>
+              <w:rPr>
+                <w:sz w:val="17"/>
+              </w:rPr>
+              <w:t xml:space="preserve"> </w:t>
+            </w:r>
+            <w:r>
+              <w:rPr>
+                <w:rStyle w:val="VerbatimChar"/>
+                <w:sz w:val="17"/>
+              </w:rPr>
+              <w:t xml:space="preserve">paused</w:t>
+            </w:r>
+            <w:r>
+              <w:rPr>
+                <w:sz w:val="17"/>
+              </w:rPr>
+              <w:t xml:space="preserve"> </w:t>
+            </w:r>
+            <w:r>
+              <w:rPr>
+                <w:sz w:val="17"/>
+              </w:rPr>
+              <w:t xml:space="preserve">(not receiving crews for now). A paused location stays published and visible with its label; availability is the sixth scoring criterion; every change is written to the audit log (M10 FR-008).</w:t>
+            </w:r>
+          </w:p>
+        </w:tc>
+      </w:tr>
+      <w:tr>
+        <w:tc>
+          <w:tcPr/>
+          <w:p>
+            <w:pPr>
+              <w:pStyle w:val="Compact"/>
+              <w:jc w:val="left"/>
+            </w:pPr>
+            <w:r>
+              <w:rPr>
+                <w:sz w:val="17"/>
+              </w:rPr>
               <w:t xml:space="preserve">M4</w:t>
             </w:r>
           </w:p>
@@ -9925,6 +10041,53 @@
                 <w:sz w:val="17"/>
               </w:rPr>
               <w:t xml:space="preserve">Reply times feed the provincial readiness index (M3).</w:t>
+            </w:r>
+          </w:p>
+        </w:tc>
+      </w:tr>
+      <w:tr>
+        <w:tc>
+          <w:tcPr/>
+          <w:p>
+            <w:pPr>
+              <w:pStyle w:val="Compact"/>
+              <w:jc w:val="left"/>
+            </w:pPr>
+            <w:r>
+              <w:rPr>
+                <w:sz w:val="17"/>
+              </w:rPr>
+              <w:t xml:space="preserve">M7</w:t>
+            </w:r>
+          </w:p>
+        </w:tc>
+        <w:tc>
+          <w:tcPr/>
+          <w:p>
+            <w:pPr>
+              <w:pStyle w:val="Compact"/>
+              <w:jc w:val="left"/>
+            </w:pPr>
+            <w:r>
+              <w:rPr>
+                <w:sz w:val="17"/>
+              </w:rPr>
+              <w:t xml:space="preserve">BR-005</w:t>
+            </w:r>
+          </w:p>
+        </w:tc>
+        <w:tc>
+          <w:tcPr/>
+          <w:p>
+            <w:pPr>
+              <w:pStyle w:val="Compact"/>
+              <w:jc w:val="left"/>
+            </w:pPr>
+            <w:r>
+              <w:rPr>
+                <w:sz w:val="17"/>
+              </w:rPr>
+              <w:t xml:space="preserve">Consultation booking (SC-33) is offered only after VFDA has declared its staffed hours and reply time; until then SC-33 shows VFDA's contact email instead of the booking form.</w:t>
             </w:r>
           </w:p>
         </w:tc>

--- a/docs/word/specs/spec-document.docx
+++ b/docs/word/specs/spec-document.docx
@@ -402,7 +402,7 @@
               <w:rPr>
                 <w:sz w:val="17"/>
               </w:rPr>
-              <w:t xml:space="preserve">11 (2 blocking)</w:t>
+              <w:t xml:space="preserve">9 (0 blocking)</w:t>
             </w:r>
           </w:p>
         </w:tc>
@@ -526,7 +526,7 @@
               <w:rPr>
                 <w:sz w:val="17"/>
               </w:rPr>
-              <w:t xml:space="preserve">4 (3 blocking)</w:t>
+              <w:t xml:space="preserve">1 (0 blocking)</w:t>
             </w:r>
           </w:p>
         </w:tc>
@@ -650,7 +650,7 @@
               <w:rPr>
                 <w:sz w:val="17"/>
               </w:rPr>
-              <w:t xml:space="preserve">6 (1 blocking)</w:t>
+              <w:t xml:space="preserve">5 (0 blocking)</w:t>
             </w:r>
           </w:p>
         </w:tc>
@@ -774,7 +774,7 @@
               <w:rPr>
                 <w:sz w:val="17"/>
               </w:rPr>
-              <w:t xml:space="preserve">14 (7 blocking)</w:t>
+              <w:t xml:space="preserve">7 (0 blocking)</w:t>
             </w:r>
           </w:p>
         </w:tc>
@@ -898,7 +898,7 @@
               <w:rPr>
                 <w:sz w:val="17"/>
               </w:rPr>
-              <w:t xml:space="preserve">10 (4 blocking)</w:t>
+              <w:t xml:space="preserve">6 (0 blocking)</w:t>
             </w:r>
           </w:p>
         </w:tc>
@@ -1022,7 +1022,7 @@
               <w:rPr>
                 <w:sz w:val="17"/>
               </w:rPr>
-              <w:t xml:space="preserve">8 (4 blocking)</w:t>
+              <w:t xml:space="preserve">4 (0 blocking)</w:t>
             </w:r>
           </w:p>
         </w:tc>
@@ -1146,7 +1146,7 @@
               <w:rPr>
                 <w:sz w:val="17"/>
               </w:rPr>
-              <w:t xml:space="preserve">7 (3 blocking)</w:t>
+              <w:t xml:space="preserve">4 (0 blocking)</w:t>
             </w:r>
           </w:p>
         </w:tc>
@@ -1270,7 +1270,7 @@
               <w:rPr>
                 <w:sz w:val="17"/>
               </w:rPr>
-              <w:t xml:space="preserve">6 (4 blocking)</w:t>
+              <w:t xml:space="preserve">2 (0 blocking)</w:t>
             </w:r>
           </w:p>
         </w:tc>
@@ -1394,7 +1394,7 @@
               <w:rPr>
                 <w:sz w:val="17"/>
               </w:rPr>
-              <w:t xml:space="preserve">8 (1 blocking)</w:t>
+              <w:t xml:space="preserve">7 (0 blocking)</w:t>
             </w:r>
           </w:p>
         </w:tc>
@@ -1512,7 +1512,7 @@
                 <w:b/>
                 <w:sz w:val="17"/>
               </w:rPr>
-              <w:t xml:space="preserve">74 (29 blocking)</w:t>
+              <w:t xml:space="preserve">45 (0 blocking)</w:t>
             </w:r>
           </w:p>
         </w:tc>
@@ -8220,7 +8220,7 @@
               <w:rPr>
                 <w:sz w:val="17"/>
               </w:rPr>
-              <w:t xml:space="preserve">Safe deadline = first shooting day − buffer − 20 − 20 days; latest deadline = first shooting day − buffer − 20 days.</w:t>
+              <w:t xml:space="preserve">Safe deadline = first shooting day − buffer − 20 − 20 working days; latest deadline = first shooting day − buffer − 20 working days. Working days exclude Saturdays, Sundays and dates of type PUBLIC_HOLIDAY (Clarifications Q1).</w:t>
             </w:r>
           </w:p>
         </w:tc>
@@ -8374,7 +8374,7 @@
               <w:rPr>
                 <w:sz w:val="17"/>
               </w:rPr>
-              <w:t xml:space="preserve">The language model only extracts attributes; ranking is done by a deterministic scoring function in the database. The model never names or ranks a location.</w:t>
+              <w:t xml:space="preserve">The language model only extracts attributes; ranking is done by a deterministic server-side scoring function. The model never names or ranks a location.</w:t>
             </w:r>
           </w:p>
         </w:tc>

--- a/docs/word/specs/spec-document.docx
+++ b/docs/word/specs/spec-document.docx
@@ -9899,7 +9899,7 @@
               <w:rPr>
                 <w:sz w:val="17"/>
               </w:rPr>
-              <w:t xml:space="preserve">Notices are sent in VFDA's name, never directly by the producer.</w:t>
+              <w:t xml:space="preserve">The system never sends a notice. It drafts the notice; a VFDA staff member reviews it (SC-32); only the approved version can be downloaded, and the producer sends it to the recipient they choose (Clarifications Q1–Q3, 28/10/2026).</w:t>
             </w:r>
           </w:p>
         </w:tc>
@@ -10087,7 +10087,7 @@
               <w:rPr>
                 <w:sz w:val="17"/>
               </w:rPr>
-              <w:t xml:space="preserve">Consultation booking (SC-33) is offered only after VFDA has declared its staffed hours and reply time; until then SC-33 shows VFDA's contact email instead of the booking form.</w:t>
+              <w:t xml:space="preserve">In the MVP, SC-33 is a consultation request, not a slot calendar: the member sends topic and preferred times, and VFDA staff reply with a proposed time by email (Clarifications Q5, 28/10/2026). A slot calendar is offered only after VFDA declares its staffed hours.</w:t>
             </w:r>
           </w:p>
         </w:tc>
